--- a/reports/Nerush/lab4/rep/Лабораторная работа№4.docx
+++ b/reports/Nerush/lab4/rep/Лабораторная работа№4.docx
@@ -375,7 +375,6 @@
         <w:pStyle w:val="a4"/>
         <w:rPr>
           <w:rFonts w:ascii="Sitka Banner" w:hAnsi="Sitka Banner" w:cs="Times New Roman"/>
-          <w:lang w:val="en-US"/>
         </w:rPr>
       </w:pPr>
       <w:r>
@@ -447,7 +446,6 @@
           <w:rFonts w:ascii="Sitka Banner" w:hAnsi="Sitka Banner" w:cs="Times New Roman"/>
           <w:spacing w:val="-5"/>
           <w:w w:val="85"/>
-          <w:lang w:val="en-US"/>
         </w:rPr>
         <w:t>4</w:t>
       </w:r>
@@ -1011,19 +1009,7 @@
         <w:rPr>
           <w:rStyle w:val="fontstyle01"/>
         </w:rPr>
-        <w:t>построить, обучить и оценить многослойный перцептрон (MLP) для</w:t>
-      </w:r>
-      <w:r>
-        <w:rPr>
-          <w:rStyle w:val="fontstyle01"/>
-        </w:rPr>
-        <w:t xml:space="preserve"> </w:t>
-      </w:r>
-      <w:r>
-        <w:rPr>
-          <w:rStyle w:val="fontstyle01"/>
-        </w:rPr>
-        <w:t>решения задачи классификации</w:t>
+        <w:t>построить, обучить и оценить многослойный перцептрон (MLP) для решения задачи классификации</w:t>
       </w:r>
     </w:p>
     <w:p>
@@ -1133,13 +1119,7 @@
         <w:rPr>
           <w:rStyle w:val="fontstyle01"/>
         </w:rPr>
-        <w:t xml:space="preserve"> </w:t>
-      </w:r>
-      <w:r>
-        <w:rPr>
-          <w:rStyle w:val="fontstyle01"/>
-        </w:rPr>
-        <w:t>для загрузки данных и их предобработки;</w:t>
+        <w:t xml:space="preserve"> для загрузки данных и их предобработки;</w:t>
       </w:r>
     </w:p>
     <w:p>
@@ -1183,19 +1163,7 @@
         <w:rPr>
           <w:rStyle w:val="fontstyle01"/>
         </w:rPr>
-        <w:t>)</w:t>
-      </w:r>
-      <w:r>
-        <w:rPr>
-          <w:rStyle w:val="fontstyle01"/>
-        </w:rPr>
-        <w:t xml:space="preserve"> </w:t>
-      </w:r>
-      <w:r>
-        <w:rPr>
-          <w:rStyle w:val="fontstyle01"/>
-        </w:rPr>
-        <w:t>и кодирование признаков;</w:t>
+        <w:t>) и кодирование признаков;</w:t>
       </w:r>
     </w:p>
     <w:p>
@@ -1241,13 +1209,7 @@
         <w:rPr>
           <w:rStyle w:val="fontstyle01"/>
         </w:rPr>
-        <w:t>:</w:t>
-      </w:r>
-      <w:r>
-        <w:rPr>
-          <w:rStyle w:val="fontstyle01"/>
-        </w:rPr>
-        <w:t xml:space="preserve"> </w:t>
+        <w:t xml:space="preserve">: </w:t>
       </w:r>
       <w:proofErr w:type="gramStart"/>
       <w:r>
@@ -1420,19 +1382,7 @@
         <w:rPr>
           <w:rStyle w:val="fontstyle01"/>
         </w:rPr>
-        <w:t>__ определите все слои, которые будете</w:t>
-      </w:r>
-      <w:r>
-        <w:rPr>
-          <w:rStyle w:val="fontstyle01"/>
-        </w:rPr>
-        <w:t xml:space="preserve"> </w:t>
-      </w:r>
-      <w:r>
-        <w:rPr>
-          <w:rStyle w:val="fontstyle01"/>
-        </w:rPr>
-        <w:t xml:space="preserve">использовать (например, </w:t>
+        <w:t xml:space="preserve">__ определите все слои, которые будете использовать (например, </w:t>
       </w:r>
       <w:proofErr w:type="spellStart"/>
       <w:r>
@@ -1504,19 +1454,7 @@
         <w:rPr>
           <w:rStyle w:val="fontstyle01"/>
         </w:rPr>
-        <w:t xml:space="preserve"> опишите последовательность применения слоев к</w:t>
-      </w:r>
-      <w:r>
-        <w:rPr>
-          <w:rStyle w:val="fontstyle01"/>
-        </w:rPr>
-        <w:t xml:space="preserve"> </w:t>
-      </w:r>
-      <w:r>
-        <w:rPr>
-          <w:rStyle w:val="fontstyle01"/>
-        </w:rPr>
-        <w:t>входным данным.</w:t>
+        <w:t xml:space="preserve"> опишите последовательность применения слоев к входным данным.</w:t>
       </w:r>
     </w:p>
     <w:p>
@@ -1592,19 +1530,7 @@
         <w:rPr>
           <w:rStyle w:val="fontstyle01"/>
         </w:rPr>
-        <w:t>• определите функцию потерь. Для бинарной классификации</w:t>
-      </w:r>
-      <w:r>
-        <w:rPr>
-          <w:rStyle w:val="fontstyle01"/>
-        </w:rPr>
-        <w:t xml:space="preserve"> </w:t>
-      </w:r>
-      <w:r>
-        <w:rPr>
-          <w:rStyle w:val="fontstyle01"/>
-        </w:rPr>
-        <w:t xml:space="preserve">используйте </w:t>
+        <w:t xml:space="preserve">• определите функцию потерь. Для бинарной классификации используйте </w:t>
       </w:r>
       <w:proofErr w:type="spellStart"/>
       <w:r>
@@ -1632,13 +1558,7 @@
         <w:rPr>
           <w:rStyle w:val="fontstyle01"/>
         </w:rPr>
-        <w:t xml:space="preserve"> –</w:t>
-      </w:r>
-      <w:r>
-        <w:rPr>
-          <w:rStyle w:val="fontstyle01"/>
-        </w:rPr>
-        <w:t xml:space="preserve"> </w:t>
+        <w:t xml:space="preserve"> – </w:t>
       </w:r>
       <w:proofErr w:type="spellStart"/>
       <w:r>
@@ -2094,19 +2014,48 @@
         <w:jc w:val="both"/>
         <w:rPr>
           <w:rStyle w:val="fontstyle01"/>
-        </w:rPr>
-      </w:pPr>
-      <w:r>
-        <w:rPr>
-          <w:rStyle w:val="fontstyle01"/>
-        </w:rPr>
-        <w:t xml:space="preserve">4. обнулите градиенты: </w:t>
+          <w:lang w:val="en-US"/>
+        </w:rPr>
+      </w:pPr>
+      <w:r>
+        <w:rPr>
+          <w:rStyle w:val="fontstyle01"/>
+          <w:lang w:val="en-US"/>
+        </w:rPr>
+        <w:t xml:space="preserve">4. </w:t>
+      </w:r>
+      <w:r>
+        <w:rPr>
+          <w:rStyle w:val="fontstyle01"/>
+        </w:rPr>
+        <w:t>обнулите</w:t>
+      </w:r>
+      <w:r>
+        <w:rPr>
+          <w:rStyle w:val="fontstyle01"/>
+          <w:lang w:val="en-US"/>
+        </w:rPr>
+        <w:t xml:space="preserve"> </w:t>
+      </w:r>
+      <w:r>
+        <w:rPr>
+          <w:rStyle w:val="fontstyle01"/>
+        </w:rPr>
+        <w:t>градиенты</w:t>
+      </w:r>
+      <w:r>
+        <w:rPr>
+          <w:rStyle w:val="fontstyle01"/>
+          <w:lang w:val="en-US"/>
+        </w:rPr>
+        <w:t xml:space="preserve">: </w:t>
       </w:r>
       <w:proofErr w:type="spellStart"/>
       <w:proofErr w:type="gramStart"/>
       <w:r>
         <w:rPr>
           <w:rStyle w:val="fontstyle01"/>
+          <w:lang w:val="en-US"/>
         </w:rPr>
         <w:t>optimizer.zero</w:t>
       </w:r>
@@ -2114,6 +2063,7 @@
       <w:r>
         <w:rPr>
           <w:rStyle w:val="fontstyle01"/>
+          <w:lang w:val="en-US"/>
         </w:rPr>
         <w:t>_grad</w:t>
       </w:r>
@@ -2121,6 +2071,7 @@
       <w:r>
         <w:rPr>
           <w:rStyle w:val="fontstyle01"/>
+          <w:lang w:val="en-US"/>
         </w:rPr>
         <w:t>();</w:t>
       </w:r>
@@ -2138,13 +2089,7 @@
         <w:rPr>
           <w:rStyle w:val="fontstyle01"/>
         </w:rPr>
-        <w:t>5. выполните обратное распространение ошибки:</w:t>
-      </w:r>
-      <w:r>
-        <w:rPr>
-          <w:rStyle w:val="fontstyle01"/>
-        </w:rPr>
-        <w:t xml:space="preserve"> </w:t>
+        <w:t xml:space="preserve">5. выполните обратное распространение ошибки: </w:t>
       </w:r>
       <w:proofErr w:type="spellStart"/>
       <w:proofErr w:type="gramStart"/>
@@ -2312,19 +2257,7 @@
         <w:rPr>
           <w:rStyle w:val="fontstyle01"/>
         </w:rPr>
-        <w:t>):, чтобы отключить расчет</w:t>
-      </w:r>
-      <w:r>
-        <w:rPr>
-          <w:rStyle w:val="fontstyle01"/>
-        </w:rPr>
-        <w:t xml:space="preserve"> </w:t>
-      </w:r>
-      <w:r>
-        <w:rPr>
-          <w:rStyle w:val="fontstyle01"/>
-        </w:rPr>
-        <w:t>градиентов;</w:t>
+        <w:t>):, чтобы отключить расчет градиентов;</w:t>
       </w:r>
     </w:p>
     <w:p>
@@ -2370,13 +2303,7 @@
         <w:rPr>
           <w:rStyle w:val="fontstyle01"/>
         </w:rPr>
-        <w:t>) в предсказанные классы</w:t>
-      </w:r>
-      <w:r>
-        <w:rPr>
-          <w:rStyle w:val="fontstyle01"/>
-        </w:rPr>
-        <w:t xml:space="preserve"> </w:t>
+        <w:t xml:space="preserve">) в предсказанные классы </w:t>
       </w:r>
       <w:r>
         <w:rPr>
@@ -2429,13 +2356,7 @@
         <w:rPr>
           <w:rStyle w:val="fontstyle01"/>
         </w:rPr>
-        <w:t>, f1-score и т.д.), используя</w:t>
-      </w:r>
-      <w:r>
-        <w:rPr>
-          <w:rStyle w:val="fontstyle01"/>
-        </w:rPr>
-        <w:t xml:space="preserve"> </w:t>
+        <w:t xml:space="preserve">, f1-score и т.д.), используя </w:t>
       </w:r>
       <w:proofErr w:type="spellStart"/>
       <w:proofErr w:type="gramStart"/>
@@ -2553,7 +2474,7 @@
         <w:rPr>
           <w:rStyle w:val="fontstyle01"/>
         </w:rPr>
-        <w:t>• Предсказать, превышает ли доход человека $50 тыс. в год</w:t>
+        <w:t>• Задача: предсказать, превышает ли доход $50 тыс. в год (бинарная</w:t>
       </w:r>
     </w:p>
     <w:p>
@@ -2569,18 +2490,13 @@
         <w:rPr>
           <w:rStyle w:val="fontstyle01"/>
         </w:rPr>
-        <w:t>• Задания:</w:t>
-      </w:r>
-    </w:p>
-    <w:p>
-      <w:pPr>
-        <w:pStyle w:val="a5"/>
-        <w:numPr>
-          <w:ilvl w:val="0"/>
-          <w:numId w:val="1"/>
-        </w:numPr>
+        <w:t>классификация).</w:t>
+      </w:r>
+    </w:p>
+    <w:p>
+      <w:pPr>
         <w:spacing w:before="90" w:line="252" w:lineRule="auto"/>
-        <w:ind w:right="422"/>
+        <w:ind w:left="720" w:right="422"/>
         <w:jc w:val="both"/>
         <w:rPr>
           <w:rStyle w:val="fontstyle01"/>
@@ -2590,23 +2506,7 @@
         <w:rPr>
           <w:rStyle w:val="fontstyle01"/>
         </w:rPr>
-        <w:t>Загрузите данные, обработайте пропуски и категориальные</w:t>
-      </w:r>
-    </w:p>
-    <w:p>
-      <w:pPr>
-        <w:spacing w:before="90" w:line="252" w:lineRule="auto"/>
-        <w:ind w:right="422"/>
-        <w:jc w:val="both"/>
-        <w:rPr>
-          <w:rStyle w:val="fontstyle01"/>
-        </w:rPr>
-      </w:pPr>
-      <w:r>
-        <w:rPr>
-          <w:rStyle w:val="fontstyle01"/>
-        </w:rPr>
-        <w:t>признаки;</w:t>
+        <w:t>• Архитектура:</w:t>
       </w:r>
     </w:p>
     <w:p>
@@ -2622,7 +2522,7 @@
         <w:rPr>
           <w:rStyle w:val="fontstyle01"/>
         </w:rPr>
-        <w:t>2. Разделите данные на обучающую и тестовую выборки;</w:t>
+        <w:t>o входной слой;</w:t>
       </w:r>
     </w:p>
     <w:p>
@@ -2632,41 +2532,27 @@
         <w:jc w:val="both"/>
         <w:rPr>
           <w:rStyle w:val="fontstyle01"/>
-          <w:lang w:val="en-US"/>
-        </w:rPr>
-      </w:pPr>
-      <w:r>
-        <w:rPr>
-          <w:rStyle w:val="fontstyle01"/>
-          <w:lang w:val="en-US"/>
-        </w:rPr>
-        <w:t xml:space="preserve">3. </w:t>
-      </w:r>
-      <w:r>
-        <w:rPr>
-          <w:rStyle w:val="fontstyle01"/>
-        </w:rPr>
-        <w:t>Обучите</w:t>
-      </w:r>
-      <w:r>
-        <w:rPr>
-          <w:rStyle w:val="fontstyle01"/>
-          <w:lang w:val="en-US"/>
-        </w:rPr>
-        <w:t xml:space="preserve"> k-NN, Decision Tree </w:t>
-      </w:r>
-      <w:r>
-        <w:rPr>
-          <w:rStyle w:val="fontstyle01"/>
-        </w:rPr>
-        <w:t>и</w:t>
-      </w:r>
-      <w:r>
-        <w:rPr>
-          <w:rStyle w:val="fontstyle01"/>
-          <w:lang w:val="en-US"/>
-        </w:rPr>
-        <w:t xml:space="preserve"> SVM;</w:t>
+        </w:rPr>
+      </w:pPr>
+      <w:r>
+        <w:rPr>
+          <w:rStyle w:val="fontstyle01"/>
+        </w:rPr>
+        <w:t>o один скрытый слой с 32 нейронами (</w:t>
+      </w:r>
+      <w:proofErr w:type="spellStart"/>
+      <w:r>
+        <w:rPr>
+          <w:rStyle w:val="fontstyle01"/>
+        </w:rPr>
+        <w:t>ReLU</w:t>
+      </w:r>
+      <w:proofErr w:type="spellEnd"/>
+      <w:r>
+        <w:rPr>
+          <w:rStyle w:val="fontstyle01"/>
+        </w:rPr>
+        <w:t>);</w:t>
       </w:r>
     </w:p>
     <w:p>
@@ -2682,27 +2568,27 @@
         <w:rPr>
           <w:rStyle w:val="fontstyle01"/>
         </w:rPr>
-        <w:t xml:space="preserve">4. Сравните модели по метрике </w:t>
-      </w:r>
-      <w:proofErr w:type="spellStart"/>
-      <w:r>
-        <w:rPr>
-          <w:rStyle w:val="fontstyle01"/>
-        </w:rPr>
-        <w:t>precision</w:t>
-      </w:r>
-      <w:proofErr w:type="spellEnd"/>
-      <w:r>
-        <w:rPr>
-          <w:rStyle w:val="fontstyle01"/>
-        </w:rPr>
-        <w:t xml:space="preserve"> для класса "&gt;50K";</w:t>
+        <w:t>o выходной слой с 1 нейроном (</w:t>
+      </w:r>
+      <w:proofErr w:type="spellStart"/>
+      <w:r>
+        <w:rPr>
+          <w:rStyle w:val="fontstyle01"/>
+        </w:rPr>
+        <w:t>Sigmoid</w:t>
+      </w:r>
+      <w:proofErr w:type="spellEnd"/>
+      <w:r>
+        <w:rPr>
+          <w:rStyle w:val="fontstyle01"/>
+        </w:rPr>
+        <w:t>).</w:t>
       </w:r>
     </w:p>
     <w:p>
       <w:pPr>
         <w:spacing w:before="90" w:line="252" w:lineRule="auto"/>
-        <w:ind w:left="1440" w:right="422"/>
+        <w:ind w:left="720" w:right="422"/>
         <w:jc w:val="both"/>
         <w:rPr>
           <w:rStyle w:val="fontstyle01"/>
@@ -2712,80 +2598,54 @@
         <w:rPr>
           <w:rStyle w:val="fontstyle01"/>
         </w:rPr>
-        <w:t>5. Определите, какой алгоритм лучше всего идентифицирует людей с</w:t>
-      </w:r>
-      <w:r>
-        <w:rPr>
-          <w:rStyle w:val="fontstyle01"/>
-        </w:rPr>
-        <w:t xml:space="preserve"> </w:t>
+        <w:t>• Эксперимент: сравните производительность с более глубокой</w:t>
       </w:r>
     </w:p>
     <w:p>
       <w:pPr>
         <w:spacing w:before="90" w:line="252" w:lineRule="auto"/>
-        <w:ind w:right="422"/>
-        <w:jc w:val="both"/>
-        <w:rPr>
-          <w:rStyle w:val="fontstyle01"/>
-          <w:lang w:val="en-US"/>
-        </w:rPr>
-      </w:pPr>
-      <w:r>
-        <w:rPr>
-          <w:rStyle w:val="fontstyle01"/>
-        </w:rPr>
-        <w:t>высоким</w:t>
-      </w:r>
-      <w:r>
-        <w:rPr>
-          <w:rStyle w:val="fontstyle01"/>
-          <w:lang w:val="en-US"/>
-        </w:rPr>
-        <w:t xml:space="preserve"> </w:t>
-      </w:r>
-      <w:r>
-        <w:rPr>
-          <w:rStyle w:val="fontstyle01"/>
-        </w:rPr>
-        <w:t>доходом</w:t>
-      </w:r>
-      <w:r>
-        <w:rPr>
-          <w:rStyle w:val="fontstyle01"/>
-          <w:lang w:val="en-US"/>
-        </w:rPr>
-        <w:t>.</w:t>
-      </w:r>
-    </w:p>
-    <w:p>
-      <w:pPr>
-        <w:spacing w:before="90" w:line="252" w:lineRule="auto"/>
-        <w:ind w:right="422"/>
+        <w:ind w:left="720" w:right="422"/>
         <w:jc w:val="both"/>
         <w:rPr>
           <w:rFonts w:ascii="TimesNewRomanPSMT" w:hAnsi="TimesNewRomanPSMT"/>
           <w:color w:val="000000"/>
           <w:sz w:val="28"/>
           <w:szCs w:val="28"/>
-          <w:lang w:val="en-US"/>
-        </w:rPr>
-      </w:pPr>
-    </w:p>
-    <w:p>
-      <w:pPr>
-        <w:spacing w:before="29"/>
-        <w:rPr>
-          <w:rFonts w:ascii="Courier New" w:hAnsi="Courier New" w:cs="Courier New"/>
-          <w:lang w:val="en-US"/>
-        </w:rPr>
-      </w:pPr>
-      <w:r>
-        <w:rPr>
-          <w:rFonts w:ascii="Courier New" w:hAnsi="Courier New" w:cs="Courier New"/>
-          <w:lang w:val="en-US"/>
-        </w:rPr>
-        <w:t>import torch</w:t>
+        </w:rPr>
+      </w:pPr>
+      <w:r>
+        <w:rPr>
+          <w:rStyle w:val="fontstyle01"/>
+        </w:rPr>
+        <w:t>моделью: два скрытых слоя по 16 нейронов.</w:t>
+      </w:r>
+    </w:p>
+    <w:p>
+      <w:pPr>
+        <w:spacing w:before="29"/>
+        <w:rPr>
+          <w:rFonts w:ascii="Courier New" w:hAnsi="Courier New" w:cs="Courier New"/>
+        </w:rPr>
+      </w:pPr>
+      <w:r>
+        <w:rPr>
+          <w:rFonts w:ascii="Courier New" w:hAnsi="Courier New" w:cs="Courier New"/>
+          <w:lang w:val="en-US"/>
+        </w:rPr>
+        <w:t>import</w:t>
+      </w:r>
+      <w:r>
+        <w:rPr>
+          <w:rFonts w:ascii="Courier New" w:hAnsi="Courier New" w:cs="Courier New"/>
+        </w:rPr>
+        <w:t xml:space="preserve"> </w:t>
+      </w:r>
+      <w:r>
+        <w:rPr>
+          <w:rFonts w:ascii="Courier New" w:hAnsi="Courier New" w:cs="Courier New"/>
+          <w:lang w:val="en-US"/>
+        </w:rPr>
+        <w:t>torch</w:t>
       </w:r>
     </w:p>
     <w:p>
@@ -4181,203 +4041,1580 @@
         <w:rPr>
           <w:rFonts w:ascii="Courier New" w:hAnsi="Courier New" w:cs="Courier New"/>
         </w:rPr>
+        <w:t># 2. Определение архитектур</w:t>
+      </w:r>
+    </w:p>
+    <w:p>
+      <w:pPr>
+        <w:spacing w:before="29"/>
+        <w:rPr>
+          <w:rFonts w:ascii="Courier New" w:hAnsi="Courier New" w:cs="Courier New"/>
+          <w:lang w:val="en-US"/>
+        </w:rPr>
+      </w:pPr>
+      <w:r>
+        <w:rPr>
+          <w:rFonts w:ascii="Courier New" w:hAnsi="Courier New" w:cs="Courier New"/>
+          <w:lang w:val="en-US"/>
+        </w:rPr>
+        <w:t>class</w:t>
+      </w:r>
+      <w:r>
+        <w:rPr>
+          <w:rFonts w:ascii="Courier New" w:hAnsi="Courier New" w:cs="Courier New"/>
+          <w:lang w:val="en-US"/>
+        </w:rPr>
+        <w:t xml:space="preserve"> </w:t>
+      </w:r>
+      <w:proofErr w:type="spellStart"/>
+      <w:r>
+        <w:rPr>
+          <w:rFonts w:ascii="Courier New" w:hAnsi="Courier New" w:cs="Courier New"/>
+          <w:lang w:val="en-US"/>
+        </w:rPr>
+        <w:t>MLP</w:t>
+      </w:r>
+      <w:r>
+        <w:rPr>
+          <w:rFonts w:ascii="Courier New" w:hAnsi="Courier New" w:cs="Courier New"/>
+          <w:lang w:val="en-US"/>
+        </w:rPr>
+        <w:t>_</w:t>
+      </w:r>
+      <w:r>
+        <w:rPr>
+          <w:rFonts w:ascii="Courier New" w:hAnsi="Courier New" w:cs="Courier New"/>
+          <w:lang w:val="en-US"/>
+        </w:rPr>
+        <w:t>Base</w:t>
+      </w:r>
+      <w:proofErr w:type="spellEnd"/>
+      <w:r>
+        <w:rPr>
+          <w:rFonts w:ascii="Courier New" w:hAnsi="Courier New" w:cs="Courier New"/>
+          <w:lang w:val="en-US"/>
+        </w:rPr>
+        <w:t>(</w:t>
+      </w:r>
+      <w:proofErr w:type="spellStart"/>
+      <w:proofErr w:type="gramStart"/>
+      <w:r>
+        <w:rPr>
+          <w:rFonts w:ascii="Courier New" w:hAnsi="Courier New" w:cs="Courier New"/>
+          <w:lang w:val="en-US"/>
+        </w:rPr>
+        <w:t>nn</w:t>
+      </w:r>
+      <w:r>
+        <w:rPr>
+          <w:rFonts w:ascii="Courier New" w:hAnsi="Courier New" w:cs="Courier New"/>
+          <w:lang w:val="en-US"/>
+        </w:rPr>
+        <w:t>.</w:t>
+      </w:r>
+      <w:r>
+        <w:rPr>
+          <w:rFonts w:ascii="Courier New" w:hAnsi="Courier New" w:cs="Courier New"/>
+          <w:lang w:val="en-US"/>
+        </w:rPr>
+        <w:t>Module</w:t>
+      </w:r>
+      <w:proofErr w:type="spellEnd"/>
+      <w:proofErr w:type="gramEnd"/>
+      <w:r>
+        <w:rPr>
+          <w:rFonts w:ascii="Courier New" w:hAnsi="Courier New" w:cs="Courier New"/>
+          <w:lang w:val="en-US"/>
+        </w:rPr>
+        <w:t>):</w:t>
+      </w:r>
+    </w:p>
+    <w:p>
+      <w:pPr>
+        <w:spacing w:before="29"/>
+        <w:rPr>
+          <w:rFonts w:ascii="Courier New" w:hAnsi="Courier New" w:cs="Courier New"/>
+          <w:lang w:val="en-US"/>
+        </w:rPr>
+      </w:pPr>
+      <w:r>
+        <w:rPr>
+          <w:rFonts w:ascii="Courier New" w:hAnsi="Courier New" w:cs="Courier New"/>
+          <w:lang w:val="en-US"/>
+        </w:rPr>
+        <w:t xml:space="preserve">    </w:t>
+      </w:r>
+      <w:r>
+        <w:rPr>
+          <w:rFonts w:ascii="Courier New" w:hAnsi="Courier New" w:cs="Courier New"/>
+          <w:lang w:val="en-US"/>
+        </w:rPr>
+        <w:t>def __</w:t>
+      </w:r>
+      <w:proofErr w:type="spellStart"/>
+      <w:r>
+        <w:rPr>
+          <w:rFonts w:ascii="Courier New" w:hAnsi="Courier New" w:cs="Courier New"/>
+          <w:lang w:val="en-US"/>
+        </w:rPr>
+        <w:t>init</w:t>
+      </w:r>
+      <w:proofErr w:type="spellEnd"/>
+      <w:r>
+        <w:rPr>
+          <w:rFonts w:ascii="Courier New" w:hAnsi="Courier New" w:cs="Courier New"/>
+          <w:lang w:val="en-US"/>
+        </w:rPr>
+        <w:t>_</w:t>
+      </w:r>
+      <w:proofErr w:type="gramStart"/>
+      <w:r>
+        <w:rPr>
+          <w:rFonts w:ascii="Courier New" w:hAnsi="Courier New" w:cs="Courier New"/>
+          <w:lang w:val="en-US"/>
+        </w:rPr>
+        <w:t>_(</w:t>
+      </w:r>
+      <w:proofErr w:type="gramEnd"/>
+      <w:r>
+        <w:rPr>
+          <w:rFonts w:ascii="Courier New" w:hAnsi="Courier New" w:cs="Courier New"/>
+          <w:lang w:val="en-US"/>
+        </w:rPr>
+        <w:t xml:space="preserve">self, </w:t>
+      </w:r>
+      <w:proofErr w:type="spellStart"/>
+      <w:r>
+        <w:rPr>
+          <w:rFonts w:ascii="Courier New" w:hAnsi="Courier New" w:cs="Courier New"/>
+          <w:lang w:val="en-US"/>
+        </w:rPr>
+        <w:t>input_dim</w:t>
+      </w:r>
+      <w:proofErr w:type="spellEnd"/>
+      <w:r>
+        <w:rPr>
+          <w:rFonts w:ascii="Courier New" w:hAnsi="Courier New" w:cs="Courier New"/>
+          <w:lang w:val="en-US"/>
+        </w:rPr>
+        <w:t>):</w:t>
+      </w:r>
+    </w:p>
+    <w:p>
+      <w:pPr>
+        <w:spacing w:before="29"/>
+        <w:rPr>
+          <w:rFonts w:ascii="Courier New" w:hAnsi="Courier New" w:cs="Courier New"/>
+          <w:lang w:val="en-US"/>
+        </w:rPr>
+      </w:pPr>
+      <w:r>
+        <w:rPr>
+          <w:rFonts w:ascii="Courier New" w:hAnsi="Courier New" w:cs="Courier New"/>
+          <w:lang w:val="en-US"/>
+        </w:rPr>
         <w:lastRenderedPageBreak/>
-        <w:t># 2. Определение архитектур</w:t>
-      </w:r>
-    </w:p>
-    <w:p>
-      <w:pPr>
-        <w:spacing w:before="29"/>
-        <w:rPr>
-          <w:rFonts w:ascii="Courier New" w:hAnsi="Courier New" w:cs="Courier New"/>
-        </w:rPr>
-      </w:pPr>
-      <w:r>
-        <w:rPr>
-          <w:rFonts w:ascii="Courier New" w:hAnsi="Courier New" w:cs="Courier New"/>
-          <w:lang w:val="en-US"/>
-        </w:rPr>
-        <w:t>class</w:t>
-      </w:r>
-      <w:r>
-        <w:rPr>
-          <w:rFonts w:ascii="Courier New" w:hAnsi="Courier New" w:cs="Courier New"/>
+        <w:t xml:space="preserve">        super(</w:t>
+      </w:r>
+      <w:proofErr w:type="gramStart"/>
+      <w:r>
+        <w:rPr>
+          <w:rFonts w:ascii="Courier New" w:hAnsi="Courier New" w:cs="Courier New"/>
+          <w:lang w:val="en-US"/>
+        </w:rPr>
+        <w:t>)._</w:t>
+      </w:r>
+      <w:proofErr w:type="gramEnd"/>
+      <w:r>
+        <w:rPr>
+          <w:rFonts w:ascii="Courier New" w:hAnsi="Courier New" w:cs="Courier New"/>
+          <w:lang w:val="en-US"/>
+        </w:rPr>
+        <w:t>_</w:t>
+      </w:r>
+      <w:proofErr w:type="spellStart"/>
+      <w:r>
+        <w:rPr>
+          <w:rFonts w:ascii="Courier New" w:hAnsi="Courier New" w:cs="Courier New"/>
+          <w:lang w:val="en-US"/>
+        </w:rPr>
+        <w:t>init</w:t>
+      </w:r>
+      <w:proofErr w:type="spellEnd"/>
+      <w:r>
+        <w:rPr>
+          <w:rFonts w:ascii="Courier New" w:hAnsi="Courier New" w:cs="Courier New"/>
+          <w:lang w:val="en-US"/>
+        </w:rPr>
+        <w:t>__()</w:t>
+      </w:r>
+    </w:p>
+    <w:p>
+      <w:pPr>
+        <w:spacing w:before="29"/>
+        <w:rPr>
+          <w:rFonts w:ascii="Courier New" w:hAnsi="Courier New" w:cs="Courier New"/>
+          <w:lang w:val="en-US"/>
+        </w:rPr>
+      </w:pPr>
+      <w:r>
+        <w:rPr>
+          <w:rFonts w:ascii="Courier New" w:hAnsi="Courier New" w:cs="Courier New"/>
+          <w:lang w:val="en-US"/>
+        </w:rPr>
+        <w:t xml:space="preserve">        </w:t>
+      </w:r>
+      <w:proofErr w:type="spellStart"/>
+      <w:proofErr w:type="gramStart"/>
+      <w:r>
+        <w:rPr>
+          <w:rFonts w:ascii="Courier New" w:hAnsi="Courier New" w:cs="Courier New"/>
+          <w:lang w:val="en-US"/>
+        </w:rPr>
+        <w:t>self.model</w:t>
+      </w:r>
+      <w:proofErr w:type="spellEnd"/>
+      <w:proofErr w:type="gramEnd"/>
+      <w:r>
+        <w:rPr>
+          <w:rFonts w:ascii="Courier New" w:hAnsi="Courier New" w:cs="Courier New"/>
+          <w:lang w:val="en-US"/>
+        </w:rPr>
+        <w:t xml:space="preserve"> = </w:t>
+      </w:r>
+      <w:proofErr w:type="spellStart"/>
+      <w:r>
+        <w:rPr>
+          <w:rFonts w:ascii="Courier New" w:hAnsi="Courier New" w:cs="Courier New"/>
+          <w:lang w:val="en-US"/>
+        </w:rPr>
+        <w:t>nn.Sequential</w:t>
+      </w:r>
+      <w:proofErr w:type="spellEnd"/>
+      <w:r>
+        <w:rPr>
+          <w:rFonts w:ascii="Courier New" w:hAnsi="Courier New" w:cs="Courier New"/>
+          <w:lang w:val="en-US"/>
+        </w:rPr>
+        <w:t>(</w:t>
+      </w:r>
+    </w:p>
+    <w:p>
+      <w:pPr>
+        <w:spacing w:before="29"/>
+        <w:rPr>
+          <w:rFonts w:ascii="Courier New" w:hAnsi="Courier New" w:cs="Courier New"/>
+          <w:lang w:val="en-US"/>
+        </w:rPr>
+      </w:pPr>
+      <w:r>
+        <w:rPr>
+          <w:rFonts w:ascii="Courier New" w:hAnsi="Courier New" w:cs="Courier New"/>
+          <w:lang w:val="en-US"/>
+        </w:rPr>
+        <w:t xml:space="preserve">            </w:t>
+      </w:r>
+      <w:proofErr w:type="spellStart"/>
+      <w:proofErr w:type="gramStart"/>
+      <w:r>
+        <w:rPr>
+          <w:rFonts w:ascii="Courier New" w:hAnsi="Courier New" w:cs="Courier New"/>
+          <w:lang w:val="en-US"/>
+        </w:rPr>
+        <w:t>nn.Linear</w:t>
+      </w:r>
+      <w:proofErr w:type="spellEnd"/>
+      <w:proofErr w:type="gramEnd"/>
+      <w:r>
+        <w:rPr>
+          <w:rFonts w:ascii="Courier New" w:hAnsi="Courier New" w:cs="Courier New"/>
+          <w:lang w:val="en-US"/>
+        </w:rPr>
+        <w:t>(</w:t>
+      </w:r>
+      <w:proofErr w:type="spellStart"/>
+      <w:r>
+        <w:rPr>
+          <w:rFonts w:ascii="Courier New" w:hAnsi="Courier New" w:cs="Courier New"/>
+          <w:lang w:val="en-US"/>
+        </w:rPr>
+        <w:t>input_dim</w:t>
+      </w:r>
+      <w:proofErr w:type="spellEnd"/>
+      <w:r>
+        <w:rPr>
+          <w:rFonts w:ascii="Courier New" w:hAnsi="Courier New" w:cs="Courier New"/>
+          <w:lang w:val="en-US"/>
+        </w:rPr>
+        <w:t>, 32),</w:t>
+      </w:r>
+    </w:p>
+    <w:p>
+      <w:pPr>
+        <w:spacing w:before="29"/>
+        <w:rPr>
+          <w:rFonts w:ascii="Courier New" w:hAnsi="Courier New" w:cs="Courier New"/>
+          <w:lang w:val="en-US"/>
+        </w:rPr>
+      </w:pPr>
+      <w:r>
+        <w:rPr>
+          <w:rFonts w:ascii="Courier New" w:hAnsi="Courier New" w:cs="Courier New"/>
+          <w:lang w:val="en-US"/>
+        </w:rPr>
+        <w:t xml:space="preserve">            </w:t>
+      </w:r>
+      <w:proofErr w:type="spellStart"/>
+      <w:proofErr w:type="gramStart"/>
+      <w:r>
+        <w:rPr>
+          <w:rFonts w:ascii="Courier New" w:hAnsi="Courier New" w:cs="Courier New"/>
+          <w:lang w:val="en-US"/>
+        </w:rPr>
+        <w:t>nn.ReLU</w:t>
+      </w:r>
+      <w:proofErr w:type="spellEnd"/>
+      <w:proofErr w:type="gramEnd"/>
+      <w:r>
+        <w:rPr>
+          <w:rFonts w:ascii="Courier New" w:hAnsi="Courier New" w:cs="Courier New"/>
+          <w:lang w:val="en-US"/>
+        </w:rPr>
+        <w:t>(),</w:t>
+      </w:r>
+    </w:p>
+    <w:p>
+      <w:pPr>
+        <w:spacing w:before="29"/>
+        <w:rPr>
+          <w:rFonts w:ascii="Courier New" w:hAnsi="Courier New" w:cs="Courier New"/>
+          <w:lang w:val="en-US"/>
+        </w:rPr>
+      </w:pPr>
+      <w:r>
+        <w:rPr>
+          <w:rFonts w:ascii="Courier New" w:hAnsi="Courier New" w:cs="Courier New"/>
+          <w:lang w:val="en-US"/>
+        </w:rPr>
+        <w:t xml:space="preserve">            </w:t>
+      </w:r>
+      <w:proofErr w:type="spellStart"/>
+      <w:proofErr w:type="gramStart"/>
+      <w:r>
+        <w:rPr>
+          <w:rFonts w:ascii="Courier New" w:hAnsi="Courier New" w:cs="Courier New"/>
+          <w:lang w:val="en-US"/>
+        </w:rPr>
+        <w:t>nn.Linear</w:t>
+      </w:r>
+      <w:proofErr w:type="spellEnd"/>
+      <w:proofErr w:type="gramEnd"/>
+      <w:r>
+        <w:rPr>
+          <w:rFonts w:ascii="Courier New" w:hAnsi="Courier New" w:cs="Courier New"/>
+          <w:lang w:val="en-US"/>
+        </w:rPr>
+        <w:t>(32, 1),</w:t>
+      </w:r>
+    </w:p>
+    <w:p>
+      <w:pPr>
+        <w:spacing w:before="29"/>
+        <w:rPr>
+          <w:rFonts w:ascii="Courier New" w:hAnsi="Courier New" w:cs="Courier New"/>
+          <w:lang w:val="en-US"/>
+        </w:rPr>
+      </w:pPr>
+      <w:r>
+        <w:rPr>
+          <w:rFonts w:ascii="Courier New" w:hAnsi="Courier New" w:cs="Courier New"/>
+          <w:lang w:val="en-US"/>
+        </w:rPr>
+        <w:t xml:space="preserve">            </w:t>
+      </w:r>
+      <w:proofErr w:type="spellStart"/>
+      <w:proofErr w:type="gramStart"/>
+      <w:r>
+        <w:rPr>
+          <w:rFonts w:ascii="Courier New" w:hAnsi="Courier New" w:cs="Courier New"/>
+          <w:lang w:val="en-US"/>
+        </w:rPr>
+        <w:t>nn.Sigmoid</w:t>
+      </w:r>
+      <w:proofErr w:type="spellEnd"/>
+      <w:proofErr w:type="gramEnd"/>
+      <w:r>
+        <w:rPr>
+          <w:rFonts w:ascii="Courier New" w:hAnsi="Courier New" w:cs="Courier New"/>
+          <w:lang w:val="en-US"/>
+        </w:rPr>
+        <w:t>()</w:t>
+      </w:r>
+    </w:p>
+    <w:p>
+      <w:pPr>
+        <w:spacing w:before="29"/>
+        <w:rPr>
+          <w:rFonts w:ascii="Courier New" w:hAnsi="Courier New" w:cs="Courier New"/>
+          <w:lang w:val="en-US"/>
+        </w:rPr>
+      </w:pPr>
+      <w:r>
+        <w:rPr>
+          <w:rFonts w:ascii="Courier New" w:hAnsi="Courier New" w:cs="Courier New"/>
+          <w:lang w:val="en-US"/>
+        </w:rPr>
+        <w:t xml:space="preserve">        )</w:t>
+      </w:r>
+    </w:p>
+    <w:p>
+      <w:pPr>
+        <w:spacing w:before="29"/>
+        <w:rPr>
+          <w:rFonts w:ascii="Courier New" w:hAnsi="Courier New" w:cs="Courier New"/>
+          <w:lang w:val="en-US"/>
+        </w:rPr>
+      </w:pPr>
+      <w:r>
+        <w:rPr>
+          <w:rFonts w:ascii="Courier New" w:hAnsi="Courier New" w:cs="Courier New"/>
+          <w:lang w:val="en-US"/>
+        </w:rPr>
+        <w:t xml:space="preserve">    def </w:t>
+      </w:r>
+      <w:proofErr w:type="gramStart"/>
+      <w:r>
+        <w:rPr>
+          <w:rFonts w:ascii="Courier New" w:hAnsi="Courier New" w:cs="Courier New"/>
+          <w:lang w:val="en-US"/>
+        </w:rPr>
+        <w:t>forward(</w:t>
+      </w:r>
+      <w:proofErr w:type="gramEnd"/>
+      <w:r>
+        <w:rPr>
+          <w:rFonts w:ascii="Courier New" w:hAnsi="Courier New" w:cs="Courier New"/>
+          <w:lang w:val="en-US"/>
+        </w:rPr>
+        <w:t>self, x):</w:t>
+      </w:r>
+    </w:p>
+    <w:p>
+      <w:pPr>
+        <w:spacing w:before="29"/>
+        <w:rPr>
+          <w:rFonts w:ascii="Courier New" w:hAnsi="Courier New" w:cs="Courier New"/>
+          <w:lang w:val="en-US"/>
+        </w:rPr>
+      </w:pPr>
+      <w:r>
+        <w:rPr>
+          <w:rFonts w:ascii="Courier New" w:hAnsi="Courier New" w:cs="Courier New"/>
+          <w:lang w:val="en-US"/>
+        </w:rPr>
+        <w:t xml:space="preserve">        return </w:t>
+      </w:r>
+      <w:proofErr w:type="spellStart"/>
+      <w:proofErr w:type="gramStart"/>
+      <w:r>
+        <w:rPr>
+          <w:rFonts w:ascii="Courier New" w:hAnsi="Courier New" w:cs="Courier New"/>
+          <w:lang w:val="en-US"/>
+        </w:rPr>
+        <w:t>self.model</w:t>
+      </w:r>
+      <w:proofErr w:type="spellEnd"/>
+      <w:proofErr w:type="gramEnd"/>
+      <w:r>
+        <w:rPr>
+          <w:rFonts w:ascii="Courier New" w:hAnsi="Courier New" w:cs="Courier New"/>
+          <w:lang w:val="en-US"/>
+        </w:rPr>
+        <w:t>(x)</w:t>
+      </w:r>
+    </w:p>
+    <w:p>
+      <w:pPr>
+        <w:spacing w:before="29"/>
+        <w:rPr>
+          <w:rFonts w:ascii="Courier New" w:hAnsi="Courier New" w:cs="Courier New"/>
+          <w:lang w:val="en-US"/>
+        </w:rPr>
+      </w:pPr>
+    </w:p>
+    <w:p>
+      <w:pPr>
+        <w:spacing w:before="29"/>
+        <w:rPr>
+          <w:rFonts w:ascii="Courier New" w:hAnsi="Courier New" w:cs="Courier New"/>
+          <w:lang w:val="en-US"/>
+        </w:rPr>
+      </w:pPr>
+      <w:r>
+        <w:rPr>
+          <w:rFonts w:ascii="Courier New" w:hAnsi="Courier New" w:cs="Courier New"/>
+          <w:lang w:val="en-US"/>
+        </w:rPr>
+        <w:t xml:space="preserve">class </w:t>
+      </w:r>
+      <w:proofErr w:type="spellStart"/>
+      <w:r>
+        <w:rPr>
+          <w:rFonts w:ascii="Courier New" w:hAnsi="Courier New" w:cs="Courier New"/>
+          <w:lang w:val="en-US"/>
+        </w:rPr>
+        <w:t>MLP_Deep</w:t>
+      </w:r>
+      <w:proofErr w:type="spellEnd"/>
+      <w:r>
+        <w:rPr>
+          <w:rFonts w:ascii="Courier New" w:hAnsi="Courier New" w:cs="Courier New"/>
+          <w:lang w:val="en-US"/>
+        </w:rPr>
+        <w:t>(</w:t>
+      </w:r>
+      <w:proofErr w:type="spellStart"/>
+      <w:proofErr w:type="gramStart"/>
+      <w:r>
+        <w:rPr>
+          <w:rFonts w:ascii="Courier New" w:hAnsi="Courier New" w:cs="Courier New"/>
+          <w:lang w:val="en-US"/>
+        </w:rPr>
+        <w:t>nn.Module</w:t>
+      </w:r>
+      <w:proofErr w:type="spellEnd"/>
+      <w:proofErr w:type="gramEnd"/>
+      <w:r>
+        <w:rPr>
+          <w:rFonts w:ascii="Courier New" w:hAnsi="Courier New" w:cs="Courier New"/>
+          <w:lang w:val="en-US"/>
+        </w:rPr>
+        <w:t>):</w:t>
+      </w:r>
+    </w:p>
+    <w:p>
+      <w:pPr>
+        <w:spacing w:before="29"/>
+        <w:rPr>
+          <w:rFonts w:ascii="Courier New" w:hAnsi="Courier New" w:cs="Courier New"/>
+          <w:lang w:val="en-US"/>
+        </w:rPr>
+      </w:pPr>
+      <w:r>
+        <w:rPr>
+          <w:rFonts w:ascii="Courier New" w:hAnsi="Courier New" w:cs="Courier New"/>
+          <w:lang w:val="en-US"/>
+        </w:rPr>
+        <w:t xml:space="preserve">    def __</w:t>
+      </w:r>
+      <w:proofErr w:type="spellStart"/>
+      <w:r>
+        <w:rPr>
+          <w:rFonts w:ascii="Courier New" w:hAnsi="Courier New" w:cs="Courier New"/>
+          <w:lang w:val="en-US"/>
+        </w:rPr>
+        <w:t>init</w:t>
+      </w:r>
+      <w:proofErr w:type="spellEnd"/>
+      <w:r>
+        <w:rPr>
+          <w:rFonts w:ascii="Courier New" w:hAnsi="Courier New" w:cs="Courier New"/>
+          <w:lang w:val="en-US"/>
+        </w:rPr>
+        <w:t>_</w:t>
+      </w:r>
+      <w:proofErr w:type="gramStart"/>
+      <w:r>
+        <w:rPr>
+          <w:rFonts w:ascii="Courier New" w:hAnsi="Courier New" w:cs="Courier New"/>
+          <w:lang w:val="en-US"/>
+        </w:rPr>
+        <w:t>_(</w:t>
+      </w:r>
+      <w:proofErr w:type="gramEnd"/>
+      <w:r>
+        <w:rPr>
+          <w:rFonts w:ascii="Courier New" w:hAnsi="Courier New" w:cs="Courier New"/>
+          <w:lang w:val="en-US"/>
+        </w:rPr>
+        <w:t xml:space="preserve">self, </w:t>
+      </w:r>
+      <w:proofErr w:type="spellStart"/>
+      <w:r>
+        <w:rPr>
+          <w:rFonts w:ascii="Courier New" w:hAnsi="Courier New" w:cs="Courier New"/>
+          <w:lang w:val="en-US"/>
+        </w:rPr>
+        <w:t>input_dim</w:t>
+      </w:r>
+      <w:proofErr w:type="spellEnd"/>
+      <w:r>
+        <w:rPr>
+          <w:rFonts w:ascii="Courier New" w:hAnsi="Courier New" w:cs="Courier New"/>
+          <w:lang w:val="en-US"/>
+        </w:rPr>
+        <w:t>):</w:t>
+      </w:r>
+    </w:p>
+    <w:p>
+      <w:pPr>
+        <w:spacing w:before="29"/>
+        <w:rPr>
+          <w:rFonts w:ascii="Courier New" w:hAnsi="Courier New" w:cs="Courier New"/>
+          <w:lang w:val="en-US"/>
+        </w:rPr>
+      </w:pPr>
+      <w:r>
+        <w:rPr>
+          <w:rFonts w:ascii="Courier New" w:hAnsi="Courier New" w:cs="Courier New"/>
+          <w:lang w:val="en-US"/>
+        </w:rPr>
+        <w:t xml:space="preserve">        super(</w:t>
+      </w:r>
+      <w:proofErr w:type="gramStart"/>
+      <w:r>
+        <w:rPr>
+          <w:rFonts w:ascii="Courier New" w:hAnsi="Courier New" w:cs="Courier New"/>
+          <w:lang w:val="en-US"/>
+        </w:rPr>
+        <w:t>)._</w:t>
+      </w:r>
+      <w:proofErr w:type="gramEnd"/>
+      <w:r>
+        <w:rPr>
+          <w:rFonts w:ascii="Courier New" w:hAnsi="Courier New" w:cs="Courier New"/>
+          <w:lang w:val="en-US"/>
+        </w:rPr>
+        <w:t>_</w:t>
+      </w:r>
+      <w:proofErr w:type="spellStart"/>
+      <w:r>
+        <w:rPr>
+          <w:rFonts w:ascii="Courier New" w:hAnsi="Courier New" w:cs="Courier New"/>
+          <w:lang w:val="en-US"/>
+        </w:rPr>
+        <w:t>init</w:t>
+      </w:r>
+      <w:proofErr w:type="spellEnd"/>
+      <w:r>
+        <w:rPr>
+          <w:rFonts w:ascii="Courier New" w:hAnsi="Courier New" w:cs="Courier New"/>
+          <w:lang w:val="en-US"/>
+        </w:rPr>
+        <w:t>__()</w:t>
+      </w:r>
+    </w:p>
+    <w:p>
+      <w:pPr>
+        <w:spacing w:before="29"/>
+        <w:rPr>
+          <w:rFonts w:ascii="Courier New" w:hAnsi="Courier New" w:cs="Courier New"/>
+          <w:lang w:val="en-US"/>
+        </w:rPr>
+      </w:pPr>
+      <w:r>
+        <w:rPr>
+          <w:rFonts w:ascii="Courier New" w:hAnsi="Courier New" w:cs="Courier New"/>
+          <w:lang w:val="en-US"/>
+        </w:rPr>
+        <w:t xml:space="preserve">        </w:t>
+      </w:r>
+      <w:proofErr w:type="spellStart"/>
+      <w:proofErr w:type="gramStart"/>
+      <w:r>
+        <w:rPr>
+          <w:rFonts w:ascii="Courier New" w:hAnsi="Courier New" w:cs="Courier New"/>
+          <w:lang w:val="en-US"/>
+        </w:rPr>
+        <w:t>self.model</w:t>
+      </w:r>
+      <w:proofErr w:type="spellEnd"/>
+      <w:proofErr w:type="gramEnd"/>
+      <w:r>
+        <w:rPr>
+          <w:rFonts w:ascii="Courier New" w:hAnsi="Courier New" w:cs="Courier New"/>
+          <w:lang w:val="en-US"/>
+        </w:rPr>
+        <w:t xml:space="preserve"> = </w:t>
+      </w:r>
+      <w:proofErr w:type="spellStart"/>
+      <w:r>
+        <w:rPr>
+          <w:rFonts w:ascii="Courier New" w:hAnsi="Courier New" w:cs="Courier New"/>
+          <w:lang w:val="en-US"/>
+        </w:rPr>
+        <w:t>nn.Sequential</w:t>
+      </w:r>
+      <w:proofErr w:type="spellEnd"/>
+      <w:r>
+        <w:rPr>
+          <w:rFonts w:ascii="Courier New" w:hAnsi="Courier New" w:cs="Courier New"/>
+          <w:lang w:val="en-US"/>
+        </w:rPr>
+        <w:t>(</w:t>
+      </w:r>
+    </w:p>
+    <w:p>
+      <w:pPr>
+        <w:spacing w:before="29"/>
+        <w:rPr>
+          <w:rFonts w:ascii="Courier New" w:hAnsi="Courier New" w:cs="Courier New"/>
+          <w:lang w:val="en-US"/>
+        </w:rPr>
+      </w:pPr>
+      <w:r>
+        <w:rPr>
+          <w:rFonts w:ascii="Courier New" w:hAnsi="Courier New" w:cs="Courier New"/>
+          <w:lang w:val="en-US"/>
+        </w:rPr>
+        <w:t xml:space="preserve">            </w:t>
+      </w:r>
+      <w:proofErr w:type="spellStart"/>
+      <w:proofErr w:type="gramStart"/>
+      <w:r>
+        <w:rPr>
+          <w:rFonts w:ascii="Courier New" w:hAnsi="Courier New" w:cs="Courier New"/>
+          <w:lang w:val="en-US"/>
+        </w:rPr>
+        <w:t>nn.Linear</w:t>
+      </w:r>
+      <w:proofErr w:type="spellEnd"/>
+      <w:proofErr w:type="gramEnd"/>
+      <w:r>
+        <w:rPr>
+          <w:rFonts w:ascii="Courier New" w:hAnsi="Courier New" w:cs="Courier New"/>
+          <w:lang w:val="en-US"/>
+        </w:rPr>
+        <w:t>(</w:t>
+      </w:r>
+      <w:proofErr w:type="spellStart"/>
+      <w:r>
+        <w:rPr>
+          <w:rFonts w:ascii="Courier New" w:hAnsi="Courier New" w:cs="Courier New"/>
+          <w:lang w:val="en-US"/>
+        </w:rPr>
+        <w:t>input_dim</w:t>
+      </w:r>
+      <w:proofErr w:type="spellEnd"/>
+      <w:r>
+        <w:rPr>
+          <w:rFonts w:ascii="Courier New" w:hAnsi="Courier New" w:cs="Courier New"/>
+          <w:lang w:val="en-US"/>
+        </w:rPr>
+        <w:t>, 16),</w:t>
+      </w:r>
+    </w:p>
+    <w:p>
+      <w:pPr>
+        <w:spacing w:before="29"/>
+        <w:rPr>
+          <w:rFonts w:ascii="Courier New" w:hAnsi="Courier New" w:cs="Courier New"/>
+          <w:lang w:val="en-US"/>
+        </w:rPr>
+      </w:pPr>
+      <w:r>
+        <w:rPr>
+          <w:rFonts w:ascii="Courier New" w:hAnsi="Courier New" w:cs="Courier New"/>
+          <w:lang w:val="en-US"/>
+        </w:rPr>
+        <w:t xml:space="preserve">            </w:t>
+      </w:r>
+      <w:proofErr w:type="spellStart"/>
+      <w:proofErr w:type="gramStart"/>
+      <w:r>
+        <w:rPr>
+          <w:rFonts w:ascii="Courier New" w:hAnsi="Courier New" w:cs="Courier New"/>
+          <w:lang w:val="en-US"/>
+        </w:rPr>
+        <w:t>nn.ReLU</w:t>
+      </w:r>
+      <w:proofErr w:type="spellEnd"/>
+      <w:proofErr w:type="gramEnd"/>
+      <w:r>
+        <w:rPr>
+          <w:rFonts w:ascii="Courier New" w:hAnsi="Courier New" w:cs="Courier New"/>
+          <w:lang w:val="en-US"/>
+        </w:rPr>
+        <w:t>(),</w:t>
+      </w:r>
+    </w:p>
+    <w:p>
+      <w:pPr>
+        <w:spacing w:before="29"/>
+        <w:rPr>
+          <w:rFonts w:ascii="Courier New" w:hAnsi="Courier New" w:cs="Courier New"/>
+          <w:lang w:val="en-US"/>
+        </w:rPr>
+      </w:pPr>
+      <w:r>
+        <w:rPr>
+          <w:rFonts w:ascii="Courier New" w:hAnsi="Courier New" w:cs="Courier New"/>
+          <w:lang w:val="en-US"/>
+        </w:rPr>
+        <w:t xml:space="preserve">            </w:t>
+      </w:r>
+      <w:proofErr w:type="spellStart"/>
+      <w:proofErr w:type="gramStart"/>
+      <w:r>
+        <w:rPr>
+          <w:rFonts w:ascii="Courier New" w:hAnsi="Courier New" w:cs="Courier New"/>
+          <w:lang w:val="en-US"/>
+        </w:rPr>
+        <w:t>nn.Linear</w:t>
+      </w:r>
+      <w:proofErr w:type="spellEnd"/>
+      <w:proofErr w:type="gramEnd"/>
+      <w:r>
+        <w:rPr>
+          <w:rFonts w:ascii="Courier New" w:hAnsi="Courier New" w:cs="Courier New"/>
+          <w:lang w:val="en-US"/>
+        </w:rPr>
+        <w:t>(16, 16),</w:t>
+      </w:r>
+    </w:p>
+    <w:p>
+      <w:pPr>
+        <w:spacing w:before="29"/>
+        <w:rPr>
+          <w:rFonts w:ascii="Courier New" w:hAnsi="Courier New" w:cs="Courier New"/>
+          <w:lang w:val="en-US"/>
+        </w:rPr>
+      </w:pPr>
+      <w:r>
+        <w:rPr>
+          <w:rFonts w:ascii="Courier New" w:hAnsi="Courier New" w:cs="Courier New"/>
+          <w:lang w:val="en-US"/>
+        </w:rPr>
+        <w:t xml:space="preserve">            </w:t>
+      </w:r>
+      <w:proofErr w:type="spellStart"/>
+      <w:proofErr w:type="gramStart"/>
+      <w:r>
+        <w:rPr>
+          <w:rFonts w:ascii="Courier New" w:hAnsi="Courier New" w:cs="Courier New"/>
+          <w:lang w:val="en-US"/>
+        </w:rPr>
+        <w:t>nn.ReLU</w:t>
+      </w:r>
+      <w:proofErr w:type="spellEnd"/>
+      <w:proofErr w:type="gramEnd"/>
+      <w:r>
+        <w:rPr>
+          <w:rFonts w:ascii="Courier New" w:hAnsi="Courier New" w:cs="Courier New"/>
+          <w:lang w:val="en-US"/>
+        </w:rPr>
+        <w:t>(),</w:t>
+      </w:r>
+    </w:p>
+    <w:p>
+      <w:pPr>
+        <w:spacing w:before="29"/>
+        <w:rPr>
+          <w:rFonts w:ascii="Courier New" w:hAnsi="Courier New" w:cs="Courier New"/>
+          <w:lang w:val="en-US"/>
+        </w:rPr>
+      </w:pPr>
+      <w:r>
+        <w:rPr>
+          <w:rFonts w:ascii="Courier New" w:hAnsi="Courier New" w:cs="Courier New"/>
+          <w:lang w:val="en-US"/>
+        </w:rPr>
+        <w:t xml:space="preserve">            </w:t>
+      </w:r>
+      <w:proofErr w:type="spellStart"/>
+      <w:proofErr w:type="gramStart"/>
+      <w:r>
+        <w:rPr>
+          <w:rFonts w:ascii="Courier New" w:hAnsi="Courier New" w:cs="Courier New"/>
+          <w:lang w:val="en-US"/>
+        </w:rPr>
+        <w:t>nn.Linear</w:t>
+      </w:r>
+      <w:proofErr w:type="spellEnd"/>
+      <w:proofErr w:type="gramEnd"/>
+      <w:r>
+        <w:rPr>
+          <w:rFonts w:ascii="Courier New" w:hAnsi="Courier New" w:cs="Courier New"/>
+          <w:lang w:val="en-US"/>
+        </w:rPr>
+        <w:t>(16, 1),</w:t>
+      </w:r>
+    </w:p>
+    <w:p>
+      <w:pPr>
+        <w:spacing w:before="29"/>
+        <w:rPr>
+          <w:rFonts w:ascii="Courier New" w:hAnsi="Courier New" w:cs="Courier New"/>
+          <w:lang w:val="en-US"/>
+        </w:rPr>
+      </w:pPr>
+      <w:r>
+        <w:rPr>
+          <w:rFonts w:ascii="Courier New" w:hAnsi="Courier New" w:cs="Courier New"/>
+          <w:lang w:val="en-US"/>
+        </w:rPr>
+        <w:t xml:space="preserve">            </w:t>
+      </w:r>
+      <w:proofErr w:type="spellStart"/>
+      <w:proofErr w:type="gramStart"/>
+      <w:r>
+        <w:rPr>
+          <w:rFonts w:ascii="Courier New" w:hAnsi="Courier New" w:cs="Courier New"/>
+          <w:lang w:val="en-US"/>
+        </w:rPr>
+        <w:t>nn.Sigmoid</w:t>
+      </w:r>
+      <w:proofErr w:type="spellEnd"/>
+      <w:proofErr w:type="gramEnd"/>
+      <w:r>
+        <w:rPr>
+          <w:rFonts w:ascii="Courier New" w:hAnsi="Courier New" w:cs="Courier New"/>
+          <w:lang w:val="en-US"/>
+        </w:rPr>
+        <w:t>()</w:t>
+      </w:r>
+    </w:p>
+    <w:p>
+      <w:pPr>
+        <w:spacing w:before="29"/>
+        <w:rPr>
+          <w:rFonts w:ascii="Courier New" w:hAnsi="Courier New" w:cs="Courier New"/>
+          <w:lang w:val="en-US"/>
+        </w:rPr>
+      </w:pPr>
+      <w:r>
+        <w:rPr>
+          <w:rFonts w:ascii="Courier New" w:hAnsi="Courier New" w:cs="Courier New"/>
+          <w:lang w:val="en-US"/>
+        </w:rPr>
+        <w:t xml:space="preserve">        )</w:t>
+      </w:r>
+    </w:p>
+    <w:p>
+      <w:pPr>
+        <w:spacing w:before="29"/>
+        <w:rPr>
+          <w:rFonts w:ascii="Courier New" w:hAnsi="Courier New" w:cs="Courier New"/>
+          <w:lang w:val="en-US"/>
+        </w:rPr>
+      </w:pPr>
+      <w:r>
+        <w:rPr>
+          <w:rFonts w:ascii="Courier New" w:hAnsi="Courier New" w:cs="Courier New"/>
+          <w:lang w:val="en-US"/>
+        </w:rPr>
+        <w:t xml:space="preserve">    def </w:t>
+      </w:r>
+      <w:proofErr w:type="gramStart"/>
+      <w:r>
+        <w:rPr>
+          <w:rFonts w:ascii="Courier New" w:hAnsi="Courier New" w:cs="Courier New"/>
+          <w:lang w:val="en-US"/>
+        </w:rPr>
+        <w:t>forward(</w:t>
+      </w:r>
+      <w:proofErr w:type="gramEnd"/>
+      <w:r>
+        <w:rPr>
+          <w:rFonts w:ascii="Courier New" w:hAnsi="Courier New" w:cs="Courier New"/>
+          <w:lang w:val="en-US"/>
+        </w:rPr>
+        <w:t>self, x):</w:t>
+      </w:r>
+    </w:p>
+    <w:p>
+      <w:pPr>
+        <w:spacing w:before="29"/>
+        <w:rPr>
+          <w:rFonts w:ascii="Courier New" w:hAnsi="Courier New" w:cs="Courier New"/>
+          <w:lang w:val="en-US"/>
+        </w:rPr>
+      </w:pPr>
+      <w:r>
+        <w:rPr>
+          <w:rFonts w:ascii="Courier New" w:hAnsi="Courier New" w:cs="Courier New"/>
+          <w:lang w:val="en-US"/>
+        </w:rPr>
+        <w:t xml:space="preserve">        return</w:t>
+      </w:r>
+      <w:r>
+        <w:rPr>
+          <w:rFonts w:ascii="Courier New" w:hAnsi="Courier New" w:cs="Courier New"/>
+          <w:lang w:val="en-US"/>
         </w:rPr>
         <w:t xml:space="preserve"> </w:t>
       </w:r>
-      <w:r>
-        <w:rPr>
-          <w:rFonts w:ascii="Courier New" w:hAnsi="Courier New" w:cs="Courier New"/>
-          <w:lang w:val="en-US"/>
-        </w:rPr>
-        <w:t>MLP</w:t>
-      </w:r>
-      <w:r>
-        <w:rPr>
-          <w:rFonts w:ascii="Courier New" w:hAnsi="Courier New" w:cs="Courier New"/>
-        </w:rPr>
-        <w:t>_</w:t>
-      </w:r>
-      <w:r>
-        <w:rPr>
-          <w:rFonts w:ascii="Courier New" w:hAnsi="Courier New" w:cs="Courier New"/>
-          <w:lang w:val="en-US"/>
-        </w:rPr>
-        <w:t>Base</w:t>
-      </w:r>
-      <w:r>
-        <w:rPr>
-          <w:rFonts w:ascii="Courier New" w:hAnsi="Courier New" w:cs="Courier New"/>
+      <w:proofErr w:type="spellStart"/>
+      <w:proofErr w:type="gramStart"/>
+      <w:r>
+        <w:rPr>
+          <w:rFonts w:ascii="Courier New" w:hAnsi="Courier New" w:cs="Courier New"/>
+          <w:lang w:val="en-US"/>
+        </w:rPr>
+        <w:t>self</w:t>
+      </w:r>
+      <w:r>
+        <w:rPr>
+          <w:rFonts w:ascii="Courier New" w:hAnsi="Courier New" w:cs="Courier New"/>
+          <w:lang w:val="en-US"/>
+        </w:rPr>
+        <w:t>.</w:t>
+      </w:r>
+      <w:r>
+        <w:rPr>
+          <w:rFonts w:ascii="Courier New" w:hAnsi="Courier New" w:cs="Courier New"/>
+          <w:lang w:val="en-US"/>
+        </w:rPr>
+        <w:t>model</w:t>
+      </w:r>
+      <w:proofErr w:type="spellEnd"/>
+      <w:proofErr w:type="gramEnd"/>
+      <w:r>
+        <w:rPr>
+          <w:rFonts w:ascii="Courier New" w:hAnsi="Courier New" w:cs="Courier New"/>
+          <w:lang w:val="en-US"/>
         </w:rPr>
         <w:t>(</w:t>
       </w:r>
-      <w:proofErr w:type="spellStart"/>
+      <w:r>
+        <w:rPr>
+          <w:rFonts w:ascii="Courier New" w:hAnsi="Courier New" w:cs="Courier New"/>
+          <w:lang w:val="en-US"/>
+        </w:rPr>
+        <w:t>x</w:t>
+      </w:r>
+      <w:r>
+        <w:rPr>
+          <w:rFonts w:ascii="Courier New" w:hAnsi="Courier New" w:cs="Courier New"/>
+          <w:lang w:val="en-US"/>
+        </w:rPr>
+        <w:t>)</w:t>
+      </w:r>
+    </w:p>
+    <w:p>
+      <w:pPr>
+        <w:spacing w:before="29"/>
+        <w:rPr>
+          <w:rFonts w:ascii="Courier New" w:hAnsi="Courier New" w:cs="Courier New"/>
+          <w:lang w:val="en-US"/>
+        </w:rPr>
+      </w:pPr>
+    </w:p>
+    <w:p>
+      <w:pPr>
+        <w:spacing w:before="29"/>
+        <w:rPr>
+          <w:rFonts w:ascii="Courier New" w:hAnsi="Courier New" w:cs="Courier New"/>
+        </w:rPr>
+      </w:pPr>
+      <w:r>
+        <w:rPr>
+          <w:rFonts w:ascii="Courier New" w:hAnsi="Courier New" w:cs="Courier New"/>
+        </w:rPr>
+        <w:t># 3. Инициализация моделей</w:t>
+      </w:r>
+    </w:p>
+    <w:p>
+      <w:pPr>
+        <w:spacing w:before="29"/>
+        <w:rPr>
+          <w:rFonts w:ascii="Courier New" w:hAnsi="Courier New" w:cs="Courier New"/>
+          <w:lang w:val="en-US"/>
+        </w:rPr>
+      </w:pPr>
+      <w:proofErr w:type="spellStart"/>
+      <w:r>
+        <w:rPr>
+          <w:rFonts w:ascii="Courier New" w:hAnsi="Courier New" w:cs="Courier New"/>
+          <w:lang w:val="en-US"/>
+        </w:rPr>
+        <w:t>input_dim</w:t>
+      </w:r>
+      <w:proofErr w:type="spellEnd"/>
+      <w:r>
+        <w:rPr>
+          <w:rFonts w:ascii="Courier New" w:hAnsi="Courier New" w:cs="Courier New"/>
+          <w:lang w:val="en-US"/>
+        </w:rPr>
+        <w:t xml:space="preserve"> = </w:t>
+      </w:r>
+      <w:proofErr w:type="spellStart"/>
+      <w:r>
+        <w:rPr>
+          <w:rFonts w:ascii="Courier New" w:hAnsi="Courier New" w:cs="Courier New"/>
+          <w:lang w:val="en-US"/>
+        </w:rPr>
+        <w:t>X_</w:t>
+      </w:r>
       <w:proofErr w:type="gramStart"/>
       <w:r>
         <w:rPr>
           <w:rFonts w:ascii="Courier New" w:hAnsi="Courier New" w:cs="Courier New"/>
           <w:lang w:val="en-US"/>
         </w:rPr>
-        <w:t>nn</w:t>
-      </w:r>
-      <w:proofErr w:type="spellEnd"/>
-      <w:r>
-        <w:rPr>
-          <w:rFonts w:ascii="Courier New" w:hAnsi="Courier New" w:cs="Courier New"/>
-        </w:rPr>
-        <w:t>.</w:t>
-      </w:r>
-      <w:r>
-        <w:rPr>
-          <w:rFonts w:ascii="Courier New" w:hAnsi="Courier New" w:cs="Courier New"/>
-          <w:lang w:val="en-US"/>
-        </w:rPr>
-        <w:t>Module</w:t>
-      </w:r>
+        <w:t>train.shape</w:t>
+      </w:r>
+      <w:proofErr w:type="spellEnd"/>
       <w:proofErr w:type="gramEnd"/>
       <w:r>
         <w:rPr>
           <w:rFonts w:ascii="Courier New" w:hAnsi="Courier New" w:cs="Courier New"/>
-        </w:rPr>
-        <w:t>):</w:t>
-      </w:r>
-    </w:p>
-    <w:p>
-      <w:pPr>
-        <w:spacing w:before="29"/>
-        <w:rPr>
-          <w:rFonts w:ascii="Courier New" w:hAnsi="Courier New" w:cs="Courier New"/>
-          <w:lang w:val="en-US"/>
-        </w:rPr>
-      </w:pPr>
-      <w:r>
-        <w:rPr>
-          <w:rFonts w:ascii="Courier New" w:hAnsi="Courier New" w:cs="Courier New"/>
-        </w:rPr>
-        <w:t xml:space="preserve">    </w:t>
-      </w:r>
-      <w:r>
-        <w:rPr>
-          <w:rFonts w:ascii="Courier New" w:hAnsi="Courier New" w:cs="Courier New"/>
-          <w:lang w:val="en-US"/>
-        </w:rPr>
-        <w:t>def __</w:t>
-      </w:r>
-      <w:proofErr w:type="spellStart"/>
-      <w:r>
-        <w:rPr>
-          <w:rFonts w:ascii="Courier New" w:hAnsi="Courier New" w:cs="Courier New"/>
-          <w:lang w:val="en-US"/>
-        </w:rPr>
-        <w:t>init</w:t>
-      </w:r>
-      <w:proofErr w:type="spellEnd"/>
-      <w:r>
-        <w:rPr>
-          <w:rFonts w:ascii="Courier New" w:hAnsi="Courier New" w:cs="Courier New"/>
-          <w:lang w:val="en-US"/>
-        </w:rPr>
-        <w:t>_</w:t>
-      </w:r>
+          <w:lang w:val="en-US"/>
+        </w:rPr>
+        <w:t>[1]</w:t>
+      </w:r>
+    </w:p>
+    <w:p>
+      <w:pPr>
+        <w:spacing w:before="29"/>
+        <w:rPr>
+          <w:rFonts w:ascii="Courier New" w:hAnsi="Courier New" w:cs="Courier New"/>
+          <w:lang w:val="en-US"/>
+        </w:rPr>
+      </w:pPr>
+      <w:proofErr w:type="spellStart"/>
+      <w:r>
+        <w:rPr>
+          <w:rFonts w:ascii="Courier New" w:hAnsi="Courier New" w:cs="Courier New"/>
+          <w:lang w:val="en-US"/>
+        </w:rPr>
+        <w:t>model_base</w:t>
+      </w:r>
+      <w:proofErr w:type="spellEnd"/>
+      <w:r>
+        <w:rPr>
+          <w:rFonts w:ascii="Courier New" w:hAnsi="Courier New" w:cs="Courier New"/>
+          <w:lang w:val="en-US"/>
+        </w:rPr>
+        <w:t xml:space="preserve"> = </w:t>
+      </w:r>
+      <w:proofErr w:type="spellStart"/>
+      <w:r>
+        <w:rPr>
+          <w:rFonts w:ascii="Courier New" w:hAnsi="Courier New" w:cs="Courier New"/>
+          <w:lang w:val="en-US"/>
+        </w:rPr>
+        <w:t>MLP_Base</w:t>
+      </w:r>
+      <w:proofErr w:type="spellEnd"/>
+      <w:r>
+        <w:rPr>
+          <w:rFonts w:ascii="Courier New" w:hAnsi="Courier New" w:cs="Courier New"/>
+          <w:lang w:val="en-US"/>
+        </w:rPr>
+        <w:t>(</w:t>
+      </w:r>
+      <w:proofErr w:type="spellStart"/>
+      <w:r>
+        <w:rPr>
+          <w:rFonts w:ascii="Courier New" w:hAnsi="Courier New" w:cs="Courier New"/>
+          <w:lang w:val="en-US"/>
+        </w:rPr>
+        <w:t>input_dim</w:t>
+      </w:r>
+      <w:proofErr w:type="spellEnd"/>
+      <w:r>
+        <w:rPr>
+          <w:rFonts w:ascii="Courier New" w:hAnsi="Courier New" w:cs="Courier New"/>
+          <w:lang w:val="en-US"/>
+        </w:rPr>
+        <w:t>)</w:t>
+      </w:r>
+    </w:p>
+    <w:p>
+      <w:pPr>
+        <w:spacing w:before="29"/>
+        <w:rPr>
+          <w:rFonts w:ascii="Courier New" w:hAnsi="Courier New" w:cs="Courier New"/>
+          <w:lang w:val="en-US"/>
+        </w:rPr>
+      </w:pPr>
+      <w:proofErr w:type="spellStart"/>
+      <w:r>
+        <w:rPr>
+          <w:rFonts w:ascii="Courier New" w:hAnsi="Courier New" w:cs="Courier New"/>
+          <w:lang w:val="en-US"/>
+        </w:rPr>
+        <w:t>model_deep</w:t>
+      </w:r>
+      <w:proofErr w:type="spellEnd"/>
+      <w:r>
+        <w:rPr>
+          <w:rFonts w:ascii="Courier New" w:hAnsi="Courier New" w:cs="Courier New"/>
+          <w:lang w:val="en-US"/>
+        </w:rPr>
+        <w:t xml:space="preserve"> = </w:t>
+      </w:r>
+      <w:proofErr w:type="spellStart"/>
+      <w:r>
+        <w:rPr>
+          <w:rFonts w:ascii="Courier New" w:hAnsi="Courier New" w:cs="Courier New"/>
+          <w:lang w:val="en-US"/>
+        </w:rPr>
+        <w:t>MLP_Deep</w:t>
+      </w:r>
+      <w:proofErr w:type="spellEnd"/>
+      <w:r>
+        <w:rPr>
+          <w:rFonts w:ascii="Courier New" w:hAnsi="Courier New" w:cs="Courier New"/>
+          <w:lang w:val="en-US"/>
+        </w:rPr>
+        <w:t>(</w:t>
+      </w:r>
+      <w:proofErr w:type="spellStart"/>
+      <w:r>
+        <w:rPr>
+          <w:rFonts w:ascii="Courier New" w:hAnsi="Courier New" w:cs="Courier New"/>
+          <w:lang w:val="en-US"/>
+        </w:rPr>
+        <w:t>input_dim</w:t>
+      </w:r>
+      <w:proofErr w:type="spellEnd"/>
+      <w:r>
+        <w:rPr>
+          <w:rFonts w:ascii="Courier New" w:hAnsi="Courier New" w:cs="Courier New"/>
+          <w:lang w:val="en-US"/>
+        </w:rPr>
+        <w:t>)</w:t>
+      </w:r>
+    </w:p>
+    <w:p>
+      <w:pPr>
+        <w:spacing w:before="29"/>
+        <w:rPr>
+          <w:rFonts w:ascii="Courier New" w:hAnsi="Courier New" w:cs="Courier New"/>
+          <w:lang w:val="en-US"/>
+        </w:rPr>
+      </w:pPr>
+    </w:p>
+    <w:p>
+      <w:pPr>
+        <w:spacing w:before="29"/>
+        <w:rPr>
+          <w:rFonts w:ascii="Courier New" w:hAnsi="Courier New" w:cs="Courier New"/>
+          <w:lang w:val="en-US"/>
+        </w:rPr>
+      </w:pPr>
+      <w:r>
+        <w:rPr>
+          <w:rFonts w:ascii="Courier New" w:hAnsi="Courier New" w:cs="Courier New"/>
+          <w:lang w:val="en-US"/>
+        </w:rPr>
+        <w:t xml:space="preserve">criterion = </w:t>
+      </w:r>
+      <w:proofErr w:type="spellStart"/>
       <w:proofErr w:type="gramStart"/>
       <w:r>
         <w:rPr>
           <w:rFonts w:ascii="Courier New" w:hAnsi="Courier New" w:cs="Courier New"/>
           <w:lang w:val="en-US"/>
         </w:rPr>
-        <w:t>_(</w:t>
-      </w:r>
+        <w:t>nn.BCELoss</w:t>
+      </w:r>
+      <w:proofErr w:type="spellEnd"/>
       <w:proofErr w:type="gramEnd"/>
       <w:r>
         <w:rPr>
           <w:rFonts w:ascii="Courier New" w:hAnsi="Courier New" w:cs="Courier New"/>
           <w:lang w:val="en-US"/>
         </w:rPr>
-        <w:t xml:space="preserve">self, </w:t>
-      </w:r>
-      <w:proofErr w:type="spellStart"/>
-      <w:r>
-        <w:rPr>
-          <w:rFonts w:ascii="Courier New" w:hAnsi="Courier New" w:cs="Courier New"/>
-          <w:lang w:val="en-US"/>
-        </w:rPr>
-        <w:t>input_dim</w:t>
-      </w:r>
-      <w:proofErr w:type="spellEnd"/>
-      <w:r>
-        <w:rPr>
-          <w:rFonts w:ascii="Courier New" w:hAnsi="Courier New" w:cs="Courier New"/>
-          <w:lang w:val="en-US"/>
-        </w:rPr>
-        <w:t>):</w:t>
-      </w:r>
-    </w:p>
-    <w:p>
-      <w:pPr>
-        <w:spacing w:before="29"/>
-        <w:rPr>
-          <w:rFonts w:ascii="Courier New" w:hAnsi="Courier New" w:cs="Courier New"/>
-          <w:lang w:val="en-US"/>
-        </w:rPr>
-      </w:pPr>
-      <w:r>
-        <w:rPr>
-          <w:rFonts w:ascii="Courier New" w:hAnsi="Courier New" w:cs="Courier New"/>
-          <w:lang w:val="en-US"/>
-        </w:rPr>
-        <w:t xml:space="preserve">        super(</w:t>
-      </w:r>
+        <w:t>()</w:t>
+      </w:r>
+    </w:p>
+    <w:p>
+      <w:pPr>
+        <w:spacing w:before="29"/>
+        <w:rPr>
+          <w:rFonts w:ascii="Courier New" w:hAnsi="Courier New" w:cs="Courier New"/>
+          <w:lang w:val="en-US"/>
+        </w:rPr>
+      </w:pPr>
+      <w:proofErr w:type="spellStart"/>
+      <w:r>
+        <w:rPr>
+          <w:rFonts w:ascii="Courier New" w:hAnsi="Courier New" w:cs="Courier New"/>
+          <w:lang w:val="en-US"/>
+        </w:rPr>
+        <w:t>optimizer_base</w:t>
+      </w:r>
+      <w:proofErr w:type="spellEnd"/>
+      <w:r>
+        <w:rPr>
+          <w:rFonts w:ascii="Courier New" w:hAnsi="Courier New" w:cs="Courier New"/>
+          <w:lang w:val="en-US"/>
+        </w:rPr>
+        <w:t xml:space="preserve"> = </w:t>
+      </w:r>
+      <w:proofErr w:type="spellStart"/>
       <w:proofErr w:type="gramStart"/>
       <w:r>
         <w:rPr>
           <w:rFonts w:ascii="Courier New" w:hAnsi="Courier New" w:cs="Courier New"/>
           <w:lang w:val="en-US"/>
         </w:rPr>
-        <w:t>)._</w:t>
-      </w:r>
+        <w:t>optim.Adam</w:t>
+      </w:r>
+      <w:proofErr w:type="spellEnd"/>
       <w:proofErr w:type="gramEnd"/>
       <w:r>
         <w:rPr>
           <w:rFonts w:ascii="Courier New" w:hAnsi="Courier New" w:cs="Courier New"/>
           <w:lang w:val="en-US"/>
         </w:rPr>
-        <w:t>_</w:t>
-      </w:r>
-      <w:proofErr w:type="spellStart"/>
-      <w:r>
-        <w:rPr>
-          <w:rFonts w:ascii="Courier New" w:hAnsi="Courier New" w:cs="Courier New"/>
-          <w:lang w:val="en-US"/>
-        </w:rPr>
-        <w:t>init</w:t>
-      </w:r>
-      <w:proofErr w:type="spellEnd"/>
-      <w:r>
-        <w:rPr>
-          <w:rFonts w:ascii="Courier New" w:hAnsi="Courier New" w:cs="Courier New"/>
-          <w:lang w:val="en-US"/>
-        </w:rPr>
-        <w:t>__()</w:t>
+        <w:t>(</w:t>
+      </w:r>
+      <w:proofErr w:type="spellStart"/>
+      <w:r>
+        <w:rPr>
+          <w:rFonts w:ascii="Courier New" w:hAnsi="Courier New" w:cs="Courier New"/>
+          <w:lang w:val="en-US"/>
+        </w:rPr>
+        <w:t>model_base.parameters</w:t>
+      </w:r>
+      <w:proofErr w:type="spellEnd"/>
+      <w:r>
+        <w:rPr>
+          <w:rFonts w:ascii="Courier New" w:hAnsi="Courier New" w:cs="Courier New"/>
+          <w:lang w:val="en-US"/>
+        </w:rPr>
+        <w:t xml:space="preserve">(), </w:t>
+      </w:r>
+      <w:proofErr w:type="spellStart"/>
+      <w:r>
+        <w:rPr>
+          <w:rFonts w:ascii="Courier New" w:hAnsi="Courier New" w:cs="Courier New"/>
+          <w:lang w:val="en-US"/>
+        </w:rPr>
+        <w:t>lr</w:t>
+      </w:r>
+      <w:proofErr w:type="spellEnd"/>
+      <w:r>
+        <w:rPr>
+          <w:rFonts w:ascii="Courier New" w:hAnsi="Courier New" w:cs="Courier New"/>
+          <w:lang w:val="en-US"/>
+        </w:rPr>
+        <w:t>=0.001)</w:t>
+      </w:r>
+    </w:p>
+    <w:p>
+      <w:pPr>
+        <w:spacing w:before="29"/>
+        <w:rPr>
+          <w:rFonts w:ascii="Courier New" w:hAnsi="Courier New" w:cs="Courier New"/>
+          <w:lang w:val="en-US"/>
+        </w:rPr>
+      </w:pPr>
+      <w:proofErr w:type="spellStart"/>
+      <w:r>
+        <w:rPr>
+          <w:rFonts w:ascii="Courier New" w:hAnsi="Courier New" w:cs="Courier New"/>
+          <w:lang w:val="en-US"/>
+        </w:rPr>
+        <w:t>optimizer_deep</w:t>
+      </w:r>
+      <w:proofErr w:type="spellEnd"/>
+      <w:r>
+        <w:rPr>
+          <w:rFonts w:ascii="Courier New" w:hAnsi="Courier New" w:cs="Courier New"/>
+          <w:lang w:val="en-US"/>
+        </w:rPr>
+        <w:t xml:space="preserve"> = </w:t>
+      </w:r>
+      <w:proofErr w:type="spellStart"/>
+      <w:proofErr w:type="gramStart"/>
+      <w:r>
+        <w:rPr>
+          <w:rFonts w:ascii="Courier New" w:hAnsi="Courier New" w:cs="Courier New"/>
+          <w:lang w:val="en-US"/>
+        </w:rPr>
+        <w:t>optim.Adam</w:t>
+      </w:r>
+      <w:proofErr w:type="spellEnd"/>
+      <w:proofErr w:type="gramEnd"/>
+      <w:r>
+        <w:rPr>
+          <w:rFonts w:ascii="Courier New" w:hAnsi="Courier New" w:cs="Courier New"/>
+          <w:lang w:val="en-US"/>
+        </w:rPr>
+        <w:t>(</w:t>
+      </w:r>
+      <w:proofErr w:type="spellStart"/>
+      <w:r>
+        <w:rPr>
+          <w:rFonts w:ascii="Courier New" w:hAnsi="Courier New" w:cs="Courier New"/>
+          <w:lang w:val="en-US"/>
+        </w:rPr>
+        <w:t>model_deep.parameters</w:t>
+      </w:r>
+      <w:proofErr w:type="spellEnd"/>
+      <w:r>
+        <w:rPr>
+          <w:rFonts w:ascii="Courier New" w:hAnsi="Courier New" w:cs="Courier New"/>
+          <w:lang w:val="en-US"/>
+        </w:rPr>
+        <w:t xml:space="preserve">(), </w:t>
+      </w:r>
+      <w:proofErr w:type="spellStart"/>
+      <w:r>
+        <w:rPr>
+          <w:rFonts w:ascii="Courier New" w:hAnsi="Courier New" w:cs="Courier New"/>
+          <w:lang w:val="en-US"/>
+        </w:rPr>
+        <w:t>lr</w:t>
+      </w:r>
+      <w:proofErr w:type="spellEnd"/>
+      <w:r>
+        <w:rPr>
+          <w:rFonts w:ascii="Courier New" w:hAnsi="Courier New" w:cs="Courier New"/>
+          <w:lang w:val="en-US"/>
+        </w:rPr>
+        <w:t>=0.001)</w:t>
+      </w:r>
+    </w:p>
+    <w:p>
+      <w:pPr>
+        <w:spacing w:before="29"/>
+        <w:rPr>
+          <w:rFonts w:ascii="Courier New" w:hAnsi="Courier New" w:cs="Courier New"/>
+          <w:lang w:val="en-US"/>
+        </w:rPr>
+      </w:pPr>
+    </w:p>
+    <w:p>
+      <w:pPr>
+        <w:spacing w:before="29"/>
+        <w:rPr>
+          <w:rFonts w:ascii="Courier New" w:hAnsi="Courier New" w:cs="Courier New"/>
+          <w:lang w:val="en-US"/>
+        </w:rPr>
+      </w:pPr>
+      <w:r>
+        <w:rPr>
+          <w:rFonts w:ascii="Courier New" w:hAnsi="Courier New" w:cs="Courier New"/>
+          <w:lang w:val="en-US"/>
+        </w:rPr>
+        <w:t xml:space="preserve"># 4. </w:t>
+      </w:r>
+      <w:proofErr w:type="spellStart"/>
+      <w:r>
+        <w:rPr>
+          <w:rFonts w:ascii="Courier New" w:hAnsi="Courier New" w:cs="Courier New"/>
+          <w:lang w:val="en-US"/>
+        </w:rPr>
+        <w:t>Цикл</w:t>
+      </w:r>
+      <w:proofErr w:type="spellEnd"/>
+      <w:r>
+        <w:rPr>
+          <w:rFonts w:ascii="Courier New" w:hAnsi="Courier New" w:cs="Courier New"/>
+          <w:lang w:val="en-US"/>
+        </w:rPr>
+        <w:t xml:space="preserve"> </w:t>
+      </w:r>
+      <w:proofErr w:type="spellStart"/>
+      <w:r>
+        <w:rPr>
+          <w:rFonts w:ascii="Courier New" w:hAnsi="Courier New" w:cs="Courier New"/>
+          <w:lang w:val="en-US"/>
+        </w:rPr>
+        <w:t>обучения</w:t>
+      </w:r>
+      <w:proofErr w:type="spellEnd"/>
+    </w:p>
+    <w:p>
+      <w:pPr>
+        <w:spacing w:before="29"/>
+        <w:rPr>
+          <w:rFonts w:ascii="Courier New" w:hAnsi="Courier New" w:cs="Courier New"/>
+          <w:lang w:val="en-US"/>
+        </w:rPr>
+      </w:pPr>
+      <w:r>
+        <w:rPr>
+          <w:rFonts w:ascii="Courier New" w:hAnsi="Courier New" w:cs="Courier New"/>
+          <w:lang w:val="en-US"/>
+        </w:rPr>
+        <w:t xml:space="preserve">def </w:t>
+      </w:r>
+      <w:proofErr w:type="spellStart"/>
+      <w:r>
+        <w:rPr>
+          <w:rFonts w:ascii="Courier New" w:hAnsi="Courier New" w:cs="Courier New"/>
+          <w:lang w:val="en-US"/>
+        </w:rPr>
+        <w:t>train_</w:t>
+      </w:r>
+      <w:proofErr w:type="gramStart"/>
+      <w:r>
+        <w:rPr>
+          <w:rFonts w:ascii="Courier New" w:hAnsi="Courier New" w:cs="Courier New"/>
+          <w:lang w:val="en-US"/>
+        </w:rPr>
+        <w:t>model</w:t>
+      </w:r>
+      <w:proofErr w:type="spellEnd"/>
+      <w:r>
+        <w:rPr>
+          <w:rFonts w:ascii="Courier New" w:hAnsi="Courier New" w:cs="Courier New"/>
+          <w:lang w:val="en-US"/>
+        </w:rPr>
+        <w:t>(</w:t>
+      </w:r>
+      <w:proofErr w:type="gramEnd"/>
+      <w:r>
+        <w:rPr>
+          <w:rFonts w:ascii="Courier New" w:hAnsi="Courier New" w:cs="Courier New"/>
+          <w:lang w:val="en-US"/>
+        </w:rPr>
+        <w:t xml:space="preserve">model, optimizer, </w:t>
+      </w:r>
+      <w:proofErr w:type="spellStart"/>
+      <w:r>
+        <w:rPr>
+          <w:rFonts w:ascii="Courier New" w:hAnsi="Courier New" w:cs="Courier New"/>
+          <w:lang w:val="en-US"/>
+        </w:rPr>
+        <w:t>X_train</w:t>
+      </w:r>
+      <w:proofErr w:type="spellEnd"/>
+      <w:r>
+        <w:rPr>
+          <w:rFonts w:ascii="Courier New" w:hAnsi="Courier New" w:cs="Courier New"/>
+          <w:lang w:val="en-US"/>
+        </w:rPr>
+        <w:t xml:space="preserve">, </w:t>
+      </w:r>
+      <w:proofErr w:type="spellStart"/>
+      <w:r>
+        <w:rPr>
+          <w:rFonts w:ascii="Courier New" w:hAnsi="Courier New" w:cs="Courier New"/>
+          <w:lang w:val="en-US"/>
+        </w:rPr>
+        <w:t>y_train</w:t>
+      </w:r>
+      <w:proofErr w:type="spellEnd"/>
+      <w:r>
+        <w:rPr>
+          <w:rFonts w:ascii="Courier New" w:hAnsi="Courier New" w:cs="Courier New"/>
+          <w:lang w:val="en-US"/>
+        </w:rPr>
+        <w:t>, epochs=20):</w:t>
+      </w:r>
+    </w:p>
+    <w:p>
+      <w:pPr>
+        <w:spacing w:before="29"/>
+        <w:rPr>
+          <w:rFonts w:ascii="Courier New" w:hAnsi="Courier New" w:cs="Courier New"/>
+          <w:lang w:val="en-US"/>
+        </w:rPr>
+      </w:pPr>
+      <w:r>
+        <w:rPr>
+          <w:rFonts w:ascii="Courier New" w:hAnsi="Courier New" w:cs="Courier New"/>
+          <w:lang w:val="en-US"/>
+        </w:rPr>
+        <w:t xml:space="preserve">    for epoch in range(epochs):</w:t>
       </w:r>
     </w:p>
     <w:p>
@@ -4402,7 +5639,7 @@
           <w:rFonts w:ascii="Courier New" w:hAnsi="Courier New" w:cs="Courier New"/>
           <w:lang w:val="en-US"/>
         </w:rPr>
-        <w:t>self.model</w:t>
+        <w:t>model.train</w:t>
       </w:r>
       <w:proofErr w:type="spellEnd"/>
       <w:proofErr w:type="gramEnd"/>
@@ -4411,15 +5648,401 @@
           <w:rFonts w:ascii="Courier New" w:hAnsi="Courier New" w:cs="Courier New"/>
           <w:lang w:val="en-US"/>
         </w:rPr>
-        <w:t xml:space="preserve"> = </w:t>
-      </w:r>
-      <w:proofErr w:type="spellStart"/>
-      <w:r>
-        <w:rPr>
-          <w:rFonts w:ascii="Courier New" w:hAnsi="Courier New" w:cs="Courier New"/>
-          <w:lang w:val="en-US"/>
-        </w:rPr>
-        <w:t>nn.Sequential</w:t>
+        <w:t>()</w:t>
+      </w:r>
+    </w:p>
+    <w:p>
+      <w:pPr>
+        <w:spacing w:before="29"/>
+        <w:rPr>
+          <w:rFonts w:ascii="Courier New" w:hAnsi="Courier New" w:cs="Courier New"/>
+          <w:lang w:val="en-US"/>
+        </w:rPr>
+      </w:pPr>
+      <w:r>
+        <w:rPr>
+          <w:rFonts w:ascii="Courier New" w:hAnsi="Courier New" w:cs="Courier New"/>
+          <w:lang w:val="en-US"/>
+        </w:rPr>
+        <w:t xml:space="preserve">        </w:t>
+      </w:r>
+      <w:proofErr w:type="spellStart"/>
+      <w:r>
+        <w:rPr>
+          <w:rFonts w:ascii="Courier New" w:hAnsi="Courier New" w:cs="Courier New"/>
+          <w:lang w:val="en-US"/>
+        </w:rPr>
+        <w:t>y_pred</w:t>
+      </w:r>
+      <w:proofErr w:type="spellEnd"/>
+      <w:r>
+        <w:rPr>
+          <w:rFonts w:ascii="Courier New" w:hAnsi="Courier New" w:cs="Courier New"/>
+          <w:lang w:val="en-US"/>
+        </w:rPr>
+        <w:t xml:space="preserve"> = model(</w:t>
+      </w:r>
+      <w:proofErr w:type="spellStart"/>
+      <w:r>
+        <w:rPr>
+          <w:rFonts w:ascii="Courier New" w:hAnsi="Courier New" w:cs="Courier New"/>
+          <w:lang w:val="en-US"/>
+        </w:rPr>
+        <w:t>X_train</w:t>
+      </w:r>
+      <w:proofErr w:type="spellEnd"/>
+      <w:r>
+        <w:rPr>
+          <w:rFonts w:ascii="Courier New" w:hAnsi="Courier New" w:cs="Courier New"/>
+          <w:lang w:val="en-US"/>
+        </w:rPr>
+        <w:t>)</w:t>
+      </w:r>
+    </w:p>
+    <w:p>
+      <w:pPr>
+        <w:spacing w:before="29"/>
+        <w:rPr>
+          <w:rFonts w:ascii="Courier New" w:hAnsi="Courier New" w:cs="Courier New"/>
+          <w:lang w:val="en-US"/>
+        </w:rPr>
+      </w:pPr>
+      <w:r>
+        <w:rPr>
+          <w:rFonts w:ascii="Courier New" w:hAnsi="Courier New" w:cs="Courier New"/>
+          <w:lang w:val="en-US"/>
+        </w:rPr>
+        <w:t xml:space="preserve">        loss = </w:t>
+      </w:r>
+      <w:proofErr w:type="gramStart"/>
+      <w:r>
+        <w:rPr>
+          <w:rFonts w:ascii="Courier New" w:hAnsi="Courier New" w:cs="Courier New"/>
+          <w:lang w:val="en-US"/>
+        </w:rPr>
+        <w:t>criterion(</w:t>
+      </w:r>
+      <w:proofErr w:type="spellStart"/>
+      <w:proofErr w:type="gramEnd"/>
+      <w:r>
+        <w:rPr>
+          <w:rFonts w:ascii="Courier New" w:hAnsi="Courier New" w:cs="Courier New"/>
+          <w:lang w:val="en-US"/>
+        </w:rPr>
+        <w:t>y_pred</w:t>
+      </w:r>
+      <w:proofErr w:type="spellEnd"/>
+      <w:r>
+        <w:rPr>
+          <w:rFonts w:ascii="Courier New" w:hAnsi="Courier New" w:cs="Courier New"/>
+          <w:lang w:val="en-US"/>
+        </w:rPr>
+        <w:t xml:space="preserve">, </w:t>
+      </w:r>
+      <w:proofErr w:type="spellStart"/>
+      <w:r>
+        <w:rPr>
+          <w:rFonts w:ascii="Courier New" w:hAnsi="Courier New" w:cs="Courier New"/>
+          <w:lang w:val="en-US"/>
+        </w:rPr>
+        <w:t>y_train</w:t>
+      </w:r>
+      <w:proofErr w:type="spellEnd"/>
+      <w:r>
+        <w:rPr>
+          <w:rFonts w:ascii="Courier New" w:hAnsi="Courier New" w:cs="Courier New"/>
+          <w:lang w:val="en-US"/>
+        </w:rPr>
+        <w:t>)</w:t>
+      </w:r>
+    </w:p>
+    <w:p>
+      <w:pPr>
+        <w:spacing w:before="29"/>
+        <w:rPr>
+          <w:rFonts w:ascii="Courier New" w:hAnsi="Courier New" w:cs="Courier New"/>
+          <w:lang w:val="en-US"/>
+        </w:rPr>
+      </w:pPr>
+      <w:r>
+        <w:rPr>
+          <w:rFonts w:ascii="Courier New" w:hAnsi="Courier New" w:cs="Courier New"/>
+          <w:lang w:val="en-US"/>
+        </w:rPr>
+        <w:t xml:space="preserve">        </w:t>
+      </w:r>
+      <w:proofErr w:type="spellStart"/>
+      <w:proofErr w:type="gramStart"/>
+      <w:r>
+        <w:rPr>
+          <w:rFonts w:ascii="Courier New" w:hAnsi="Courier New" w:cs="Courier New"/>
+          <w:lang w:val="en-US"/>
+        </w:rPr>
+        <w:t>optimizer.zero</w:t>
+      </w:r>
+      <w:proofErr w:type="gramEnd"/>
+      <w:r>
+        <w:rPr>
+          <w:rFonts w:ascii="Courier New" w:hAnsi="Courier New" w:cs="Courier New"/>
+          <w:lang w:val="en-US"/>
+        </w:rPr>
+        <w:t>_grad</w:t>
+      </w:r>
+      <w:proofErr w:type="spellEnd"/>
+      <w:r>
+        <w:rPr>
+          <w:rFonts w:ascii="Courier New" w:hAnsi="Courier New" w:cs="Courier New"/>
+          <w:lang w:val="en-US"/>
+        </w:rPr>
+        <w:t>()</w:t>
+      </w:r>
+    </w:p>
+    <w:p>
+      <w:pPr>
+        <w:spacing w:before="29"/>
+        <w:rPr>
+          <w:rFonts w:ascii="Courier New" w:hAnsi="Courier New" w:cs="Courier New"/>
+          <w:lang w:val="en-US"/>
+        </w:rPr>
+      </w:pPr>
+      <w:r>
+        <w:rPr>
+          <w:rFonts w:ascii="Courier New" w:hAnsi="Courier New" w:cs="Courier New"/>
+          <w:lang w:val="en-US"/>
+        </w:rPr>
+        <w:t xml:space="preserve">        </w:t>
+      </w:r>
+      <w:proofErr w:type="spellStart"/>
+      <w:proofErr w:type="gramStart"/>
+      <w:r>
+        <w:rPr>
+          <w:rFonts w:ascii="Courier New" w:hAnsi="Courier New" w:cs="Courier New"/>
+          <w:lang w:val="en-US"/>
+        </w:rPr>
+        <w:t>loss.backward</w:t>
+      </w:r>
+      <w:proofErr w:type="spellEnd"/>
+      <w:proofErr w:type="gramEnd"/>
+      <w:r>
+        <w:rPr>
+          <w:rFonts w:ascii="Courier New" w:hAnsi="Courier New" w:cs="Courier New"/>
+          <w:lang w:val="en-US"/>
+        </w:rPr>
+        <w:t>()</w:t>
+      </w:r>
+    </w:p>
+    <w:p>
+      <w:pPr>
+        <w:spacing w:before="29"/>
+        <w:rPr>
+          <w:rFonts w:ascii="Courier New" w:hAnsi="Courier New" w:cs="Courier New"/>
+          <w:lang w:val="en-US"/>
+        </w:rPr>
+      </w:pPr>
+      <w:r>
+        <w:rPr>
+          <w:rFonts w:ascii="Courier New" w:hAnsi="Courier New" w:cs="Courier New"/>
+          <w:lang w:val="en-US"/>
+        </w:rPr>
+        <w:t xml:space="preserve">        </w:t>
+      </w:r>
+      <w:proofErr w:type="spellStart"/>
+      <w:proofErr w:type="gramStart"/>
+      <w:r>
+        <w:rPr>
+          <w:rFonts w:ascii="Courier New" w:hAnsi="Courier New" w:cs="Courier New"/>
+          <w:lang w:val="en-US"/>
+        </w:rPr>
+        <w:t>optimizer.step</w:t>
+      </w:r>
+      <w:proofErr w:type="spellEnd"/>
+      <w:proofErr w:type="gramEnd"/>
+      <w:r>
+        <w:rPr>
+          <w:rFonts w:ascii="Courier New" w:hAnsi="Courier New" w:cs="Courier New"/>
+          <w:lang w:val="en-US"/>
+        </w:rPr>
+        <w:t>()</w:t>
+      </w:r>
+    </w:p>
+    <w:p>
+      <w:pPr>
+        <w:spacing w:before="29"/>
+        <w:rPr>
+          <w:rFonts w:ascii="Courier New" w:hAnsi="Courier New" w:cs="Courier New"/>
+          <w:lang w:val="en-US"/>
+        </w:rPr>
+      </w:pPr>
+      <w:r>
+        <w:rPr>
+          <w:rFonts w:ascii="Courier New" w:hAnsi="Courier New" w:cs="Courier New"/>
+          <w:lang w:val="en-US"/>
+        </w:rPr>
+        <w:t xml:space="preserve">        if (epoch+1) % 5 == 0:</w:t>
+      </w:r>
+    </w:p>
+    <w:p>
+      <w:pPr>
+        <w:spacing w:before="29"/>
+        <w:rPr>
+          <w:rFonts w:ascii="Courier New" w:hAnsi="Courier New" w:cs="Courier New"/>
+          <w:lang w:val="en-US"/>
+        </w:rPr>
+      </w:pPr>
+      <w:r>
+        <w:rPr>
+          <w:rFonts w:ascii="Courier New" w:hAnsi="Courier New" w:cs="Courier New"/>
+          <w:lang w:val="en-US"/>
+        </w:rPr>
+        <w:t xml:space="preserve">            </w:t>
+      </w:r>
+      <w:proofErr w:type="gramStart"/>
+      <w:r>
+        <w:rPr>
+          <w:rFonts w:ascii="Courier New" w:hAnsi="Courier New" w:cs="Courier New"/>
+          <w:lang w:val="en-US"/>
+        </w:rPr>
+        <w:t>print(</w:t>
+      </w:r>
+      <w:proofErr w:type="spellStart"/>
+      <w:proofErr w:type="gramEnd"/>
+      <w:r>
+        <w:rPr>
+          <w:rFonts w:ascii="Courier New" w:hAnsi="Courier New" w:cs="Courier New"/>
+          <w:lang w:val="en-US"/>
+        </w:rPr>
+        <w:t>f"Epoch</w:t>
+      </w:r>
+      <w:proofErr w:type="spellEnd"/>
+      <w:r>
+        <w:rPr>
+          <w:rFonts w:ascii="Courier New" w:hAnsi="Courier New" w:cs="Courier New"/>
+          <w:lang w:val="en-US"/>
+        </w:rPr>
+        <w:t xml:space="preserve"> {epoch+1}, Loss: {</w:t>
+      </w:r>
+      <w:proofErr w:type="spellStart"/>
+      <w:r>
+        <w:rPr>
+          <w:rFonts w:ascii="Courier New" w:hAnsi="Courier New" w:cs="Courier New"/>
+          <w:lang w:val="en-US"/>
+        </w:rPr>
+        <w:t>loss.item</w:t>
+      </w:r>
+      <w:proofErr w:type="spellEnd"/>
+      <w:r>
+        <w:rPr>
+          <w:rFonts w:ascii="Courier New" w:hAnsi="Courier New" w:cs="Courier New"/>
+          <w:lang w:val="en-US"/>
+        </w:rPr>
+        <w:t>():.4f}")</w:t>
+      </w:r>
+    </w:p>
+    <w:p>
+      <w:pPr>
+        <w:spacing w:before="29"/>
+        <w:rPr>
+          <w:rFonts w:ascii="Courier New" w:hAnsi="Courier New" w:cs="Courier New"/>
+          <w:lang w:val="en-US"/>
+        </w:rPr>
+      </w:pPr>
+    </w:p>
+    <w:p>
+      <w:pPr>
+        <w:spacing w:before="29"/>
+        <w:rPr>
+          <w:rFonts w:ascii="Courier New" w:hAnsi="Courier New" w:cs="Courier New"/>
+          <w:lang w:val="en-US"/>
+        </w:rPr>
+      </w:pPr>
+      <w:proofErr w:type="gramStart"/>
+      <w:r>
+        <w:rPr>
+          <w:rFonts w:ascii="Courier New" w:hAnsi="Courier New" w:cs="Courier New"/>
+          <w:lang w:val="en-US"/>
+        </w:rPr>
+        <w:t>print(</w:t>
+      </w:r>
+      <w:proofErr w:type="gramEnd"/>
+      <w:r>
+        <w:rPr>
+          <w:rFonts w:ascii="Courier New" w:hAnsi="Courier New" w:cs="Courier New"/>
+          <w:lang w:val="en-US"/>
+        </w:rPr>
+        <w:t xml:space="preserve">"=== </w:t>
+      </w:r>
+      <w:proofErr w:type="spellStart"/>
+      <w:r>
+        <w:rPr>
+          <w:rFonts w:ascii="Courier New" w:hAnsi="Courier New" w:cs="Courier New"/>
+          <w:lang w:val="en-US"/>
+        </w:rPr>
+        <w:t>Обучение</w:t>
+      </w:r>
+      <w:proofErr w:type="spellEnd"/>
+      <w:r>
+        <w:rPr>
+          <w:rFonts w:ascii="Courier New" w:hAnsi="Courier New" w:cs="Courier New"/>
+          <w:lang w:val="en-US"/>
+        </w:rPr>
+        <w:t xml:space="preserve"> </w:t>
+      </w:r>
+      <w:proofErr w:type="spellStart"/>
+      <w:r>
+        <w:rPr>
+          <w:rFonts w:ascii="Courier New" w:hAnsi="Courier New" w:cs="Courier New"/>
+          <w:lang w:val="en-US"/>
+        </w:rPr>
+        <w:t>базовой</w:t>
+      </w:r>
+      <w:proofErr w:type="spellEnd"/>
+      <w:r>
+        <w:rPr>
+          <w:rFonts w:ascii="Courier New" w:hAnsi="Courier New" w:cs="Courier New"/>
+          <w:lang w:val="en-US"/>
+        </w:rPr>
+        <w:t xml:space="preserve"> </w:t>
+      </w:r>
+      <w:proofErr w:type="spellStart"/>
+      <w:r>
+        <w:rPr>
+          <w:rFonts w:ascii="Courier New" w:hAnsi="Courier New" w:cs="Courier New"/>
+          <w:lang w:val="en-US"/>
+        </w:rPr>
+        <w:t>модели</w:t>
+      </w:r>
+      <w:proofErr w:type="spellEnd"/>
+      <w:r>
+        <w:rPr>
+          <w:rFonts w:ascii="Courier New" w:hAnsi="Courier New" w:cs="Courier New"/>
+          <w:lang w:val="en-US"/>
+        </w:rPr>
+        <w:t xml:space="preserve"> ===")</w:t>
+      </w:r>
+    </w:p>
+    <w:p>
+      <w:pPr>
+        <w:spacing w:before="29"/>
+        <w:rPr>
+          <w:rFonts w:ascii="Courier New" w:hAnsi="Courier New" w:cs="Courier New"/>
+          <w:lang w:val="en-US"/>
+        </w:rPr>
+      </w:pPr>
+      <w:proofErr w:type="spellStart"/>
+      <w:r>
+        <w:rPr>
+          <w:rFonts w:ascii="Courier New" w:hAnsi="Courier New" w:cs="Courier New"/>
+          <w:lang w:val="en-US"/>
+        </w:rPr>
+        <w:t>train_</w:t>
+      </w:r>
+      <w:proofErr w:type="gramStart"/>
+      <w:r>
+        <w:rPr>
+          <w:rFonts w:ascii="Courier New" w:hAnsi="Courier New" w:cs="Courier New"/>
+          <w:lang w:val="en-US"/>
+        </w:rPr>
+        <w:t>model</w:t>
       </w:r>
       <w:proofErr w:type="spellEnd"/>
       <w:r>
@@ -4429,788 +6052,217 @@
         </w:rPr>
         <w:t>(</w:t>
       </w:r>
-    </w:p>
-    <w:p>
-      <w:pPr>
-        <w:spacing w:before="29"/>
-        <w:rPr>
-          <w:rFonts w:ascii="Courier New" w:hAnsi="Courier New" w:cs="Courier New"/>
-          <w:lang w:val="en-US"/>
-        </w:rPr>
-      </w:pPr>
-      <w:r>
-        <w:rPr>
-          <w:rFonts w:ascii="Courier New" w:hAnsi="Courier New" w:cs="Courier New"/>
-          <w:lang w:val="en-US"/>
-        </w:rPr>
-        <w:t xml:space="preserve">            </w:t>
-      </w:r>
-      <w:proofErr w:type="spellStart"/>
+      <w:proofErr w:type="spellStart"/>
+      <w:proofErr w:type="gramEnd"/>
+      <w:r>
+        <w:rPr>
+          <w:rFonts w:ascii="Courier New" w:hAnsi="Courier New" w:cs="Courier New"/>
+          <w:lang w:val="en-US"/>
+        </w:rPr>
+        <w:t>model_base</w:t>
+      </w:r>
+      <w:proofErr w:type="spellEnd"/>
+      <w:r>
+        <w:rPr>
+          <w:rFonts w:ascii="Courier New" w:hAnsi="Courier New" w:cs="Courier New"/>
+          <w:lang w:val="en-US"/>
+        </w:rPr>
+        <w:t xml:space="preserve">, </w:t>
+      </w:r>
+      <w:proofErr w:type="spellStart"/>
+      <w:r>
+        <w:rPr>
+          <w:rFonts w:ascii="Courier New" w:hAnsi="Courier New" w:cs="Courier New"/>
+          <w:lang w:val="en-US"/>
+        </w:rPr>
+        <w:t>optimizer_base</w:t>
+      </w:r>
+      <w:proofErr w:type="spellEnd"/>
+      <w:r>
+        <w:rPr>
+          <w:rFonts w:ascii="Courier New" w:hAnsi="Courier New" w:cs="Courier New"/>
+          <w:lang w:val="en-US"/>
+        </w:rPr>
+        <w:t xml:space="preserve">, </w:t>
+      </w:r>
+      <w:proofErr w:type="spellStart"/>
+      <w:r>
+        <w:rPr>
+          <w:rFonts w:ascii="Courier New" w:hAnsi="Courier New" w:cs="Courier New"/>
+          <w:lang w:val="en-US"/>
+        </w:rPr>
+        <w:t>X_train</w:t>
+      </w:r>
+      <w:proofErr w:type="spellEnd"/>
+      <w:r>
+        <w:rPr>
+          <w:rFonts w:ascii="Courier New" w:hAnsi="Courier New" w:cs="Courier New"/>
+          <w:lang w:val="en-US"/>
+        </w:rPr>
+        <w:t xml:space="preserve">, </w:t>
+      </w:r>
+      <w:proofErr w:type="spellStart"/>
+      <w:r>
+        <w:rPr>
+          <w:rFonts w:ascii="Courier New" w:hAnsi="Courier New" w:cs="Courier New"/>
+          <w:lang w:val="en-US"/>
+        </w:rPr>
+        <w:t>y_train</w:t>
+      </w:r>
+      <w:proofErr w:type="spellEnd"/>
+      <w:r>
+        <w:rPr>
+          <w:rFonts w:ascii="Courier New" w:hAnsi="Courier New" w:cs="Courier New"/>
+          <w:lang w:val="en-US"/>
+        </w:rPr>
+        <w:t>)</w:t>
+      </w:r>
+    </w:p>
+    <w:p>
+      <w:pPr>
+        <w:spacing w:before="29"/>
+        <w:rPr>
+          <w:rFonts w:ascii="Courier New" w:hAnsi="Courier New" w:cs="Courier New"/>
+          <w:lang w:val="en-US"/>
+        </w:rPr>
+      </w:pPr>
+    </w:p>
+    <w:p>
+      <w:pPr>
+        <w:spacing w:before="29"/>
+        <w:rPr>
+          <w:rFonts w:ascii="Courier New" w:hAnsi="Courier New" w:cs="Courier New"/>
+        </w:rPr>
+      </w:pPr>
       <w:proofErr w:type="gramStart"/>
       <w:r>
         <w:rPr>
           <w:rFonts w:ascii="Courier New" w:hAnsi="Courier New" w:cs="Courier New"/>
           <w:lang w:val="en-US"/>
         </w:rPr>
-        <w:t>nn.Linear</w:t>
-      </w:r>
-      <w:proofErr w:type="spellEnd"/>
+        <w:t>print</w:t>
+      </w:r>
+      <w:r>
+        <w:rPr>
+          <w:rFonts w:ascii="Courier New" w:hAnsi="Courier New" w:cs="Courier New"/>
+        </w:rPr>
+        <w:t>(</w:t>
+      </w:r>
       <w:proofErr w:type="gramEnd"/>
       <w:r>
         <w:rPr>
           <w:rFonts w:ascii="Courier New" w:hAnsi="Courier New" w:cs="Courier New"/>
+        </w:rPr>
+        <w:t>"\</w:t>
+      </w:r>
+      <w:r>
+        <w:rPr>
+          <w:rFonts w:ascii="Courier New" w:hAnsi="Courier New" w:cs="Courier New"/>
+          <w:lang w:val="en-US"/>
+        </w:rPr>
+        <w:t>n</w:t>
+      </w:r>
+      <w:r>
+        <w:rPr>
+          <w:rFonts w:ascii="Courier New" w:hAnsi="Courier New" w:cs="Courier New"/>
+        </w:rPr>
+        <w:t>=== Обучение глубокой модели ===")</w:t>
+      </w:r>
+    </w:p>
+    <w:p>
+      <w:pPr>
+        <w:spacing w:before="29"/>
+        <w:rPr>
+          <w:rFonts w:ascii="Courier New" w:hAnsi="Courier New" w:cs="Courier New"/>
+          <w:lang w:val="en-US"/>
+        </w:rPr>
+      </w:pPr>
+      <w:proofErr w:type="spellStart"/>
+      <w:r>
+        <w:rPr>
+          <w:rFonts w:ascii="Courier New" w:hAnsi="Courier New" w:cs="Courier New"/>
+          <w:lang w:val="en-US"/>
+        </w:rPr>
+        <w:t>train_</w:t>
+      </w:r>
+      <w:proofErr w:type="gramStart"/>
+      <w:r>
+        <w:rPr>
+          <w:rFonts w:ascii="Courier New" w:hAnsi="Courier New" w:cs="Courier New"/>
+          <w:lang w:val="en-US"/>
+        </w:rPr>
+        <w:t>model</w:t>
+      </w:r>
+      <w:proofErr w:type="spellEnd"/>
+      <w:r>
+        <w:rPr>
+          <w:rFonts w:ascii="Courier New" w:hAnsi="Courier New" w:cs="Courier New"/>
           <w:lang w:val="en-US"/>
         </w:rPr>
         <w:t>(</w:t>
       </w:r>
       <w:proofErr w:type="spellStart"/>
-      <w:r>
-        <w:rPr>
-          <w:rFonts w:ascii="Courier New" w:hAnsi="Courier New" w:cs="Courier New"/>
-          <w:lang w:val="en-US"/>
-        </w:rPr>
-        <w:t>input_dim</w:t>
-      </w:r>
-      <w:proofErr w:type="spellEnd"/>
-      <w:r>
-        <w:rPr>
-          <w:rFonts w:ascii="Courier New" w:hAnsi="Courier New" w:cs="Courier New"/>
-          <w:lang w:val="en-US"/>
-        </w:rPr>
-        <w:t>, 32),</w:t>
-      </w:r>
-    </w:p>
-    <w:p>
-      <w:pPr>
-        <w:spacing w:before="29"/>
-        <w:rPr>
-          <w:rFonts w:ascii="Courier New" w:hAnsi="Courier New" w:cs="Courier New"/>
-          <w:lang w:val="en-US"/>
-        </w:rPr>
-      </w:pPr>
-      <w:r>
-        <w:rPr>
-          <w:rFonts w:ascii="Courier New" w:hAnsi="Courier New" w:cs="Courier New"/>
-          <w:lang w:val="en-US"/>
-        </w:rPr>
-        <w:t xml:space="preserve">            </w:t>
-      </w:r>
-      <w:proofErr w:type="spellStart"/>
-      <w:proofErr w:type="gramStart"/>
-      <w:r>
-        <w:rPr>
-          <w:rFonts w:ascii="Courier New" w:hAnsi="Courier New" w:cs="Courier New"/>
-          <w:lang w:val="en-US"/>
-        </w:rPr>
-        <w:t>nn.ReLU</w:t>
-      </w:r>
-      <w:proofErr w:type="spellEnd"/>
       <w:proofErr w:type="gramEnd"/>
       <w:r>
         <w:rPr>
           <w:rFonts w:ascii="Courier New" w:hAnsi="Courier New" w:cs="Courier New"/>
           <w:lang w:val="en-US"/>
         </w:rPr>
-        <w:t>(),</w:t>
-      </w:r>
-    </w:p>
-    <w:p>
-      <w:pPr>
-        <w:spacing w:before="29"/>
-        <w:rPr>
-          <w:rFonts w:ascii="Courier New" w:hAnsi="Courier New" w:cs="Courier New"/>
-          <w:lang w:val="en-US"/>
-        </w:rPr>
-      </w:pPr>
-      <w:r>
-        <w:rPr>
-          <w:rFonts w:ascii="Courier New" w:hAnsi="Courier New" w:cs="Courier New"/>
-          <w:lang w:val="en-US"/>
-        </w:rPr>
-        <w:t xml:space="preserve">            </w:t>
-      </w:r>
-      <w:proofErr w:type="spellStart"/>
-      <w:proofErr w:type="gramStart"/>
-      <w:r>
-        <w:rPr>
-          <w:rFonts w:ascii="Courier New" w:hAnsi="Courier New" w:cs="Courier New"/>
-          <w:lang w:val="en-US"/>
-        </w:rPr>
-        <w:t>nn.Linear</w:t>
-      </w:r>
-      <w:proofErr w:type="spellEnd"/>
-      <w:proofErr w:type="gramEnd"/>
-      <w:r>
-        <w:rPr>
-          <w:rFonts w:ascii="Courier New" w:hAnsi="Courier New" w:cs="Courier New"/>
-          <w:lang w:val="en-US"/>
-        </w:rPr>
-        <w:t>(32, 1),</w:t>
-      </w:r>
-    </w:p>
-    <w:p>
-      <w:pPr>
-        <w:spacing w:before="29"/>
-        <w:rPr>
-          <w:rFonts w:ascii="Courier New" w:hAnsi="Courier New" w:cs="Courier New"/>
-          <w:lang w:val="en-US"/>
-        </w:rPr>
-      </w:pPr>
-      <w:r>
-        <w:rPr>
-          <w:rFonts w:ascii="Courier New" w:hAnsi="Courier New" w:cs="Courier New"/>
-          <w:lang w:val="en-US"/>
-        </w:rPr>
-        <w:t xml:space="preserve">            </w:t>
-      </w:r>
-      <w:proofErr w:type="spellStart"/>
-      <w:proofErr w:type="gramStart"/>
-      <w:r>
-        <w:rPr>
-          <w:rFonts w:ascii="Courier New" w:hAnsi="Courier New" w:cs="Courier New"/>
-          <w:lang w:val="en-US"/>
-        </w:rPr>
-        <w:t>nn.Sigmoid</w:t>
-      </w:r>
-      <w:proofErr w:type="spellEnd"/>
-      <w:proofErr w:type="gramEnd"/>
-      <w:r>
-        <w:rPr>
-          <w:rFonts w:ascii="Courier New" w:hAnsi="Courier New" w:cs="Courier New"/>
-          <w:lang w:val="en-US"/>
-        </w:rPr>
-        <w:t>()</w:t>
-      </w:r>
-    </w:p>
-    <w:p>
-      <w:pPr>
-        <w:spacing w:before="29"/>
-        <w:rPr>
-          <w:rFonts w:ascii="Courier New" w:hAnsi="Courier New" w:cs="Courier New"/>
-          <w:lang w:val="en-US"/>
-        </w:rPr>
-      </w:pPr>
-      <w:r>
-        <w:rPr>
-          <w:rFonts w:ascii="Courier New" w:hAnsi="Courier New" w:cs="Courier New"/>
-          <w:lang w:val="en-US"/>
-        </w:rPr>
-        <w:t xml:space="preserve">        )</w:t>
-      </w:r>
-    </w:p>
-    <w:p>
-      <w:pPr>
-        <w:spacing w:before="29"/>
-        <w:rPr>
-          <w:rFonts w:ascii="Courier New" w:hAnsi="Courier New" w:cs="Courier New"/>
-          <w:lang w:val="en-US"/>
-        </w:rPr>
-      </w:pPr>
-      <w:r>
-        <w:rPr>
-          <w:rFonts w:ascii="Courier New" w:hAnsi="Courier New" w:cs="Courier New"/>
-          <w:lang w:val="en-US"/>
-        </w:rPr>
-        <w:t xml:space="preserve">    def </w:t>
-      </w:r>
-      <w:proofErr w:type="gramStart"/>
-      <w:r>
-        <w:rPr>
-          <w:rFonts w:ascii="Courier New" w:hAnsi="Courier New" w:cs="Courier New"/>
-          <w:lang w:val="en-US"/>
-        </w:rPr>
-        <w:t>forward(</w:t>
-      </w:r>
-      <w:proofErr w:type="gramEnd"/>
-      <w:r>
-        <w:rPr>
-          <w:rFonts w:ascii="Courier New" w:hAnsi="Courier New" w:cs="Courier New"/>
-          <w:lang w:val="en-US"/>
-        </w:rPr>
-        <w:t>self, x):</w:t>
-      </w:r>
-    </w:p>
-    <w:p>
-      <w:pPr>
-        <w:spacing w:before="29"/>
-        <w:rPr>
-          <w:rFonts w:ascii="Courier New" w:hAnsi="Courier New" w:cs="Courier New"/>
-          <w:lang w:val="en-US"/>
-        </w:rPr>
-      </w:pPr>
-      <w:r>
-        <w:rPr>
-          <w:rFonts w:ascii="Courier New" w:hAnsi="Courier New" w:cs="Courier New"/>
-          <w:lang w:val="en-US"/>
-        </w:rPr>
-        <w:t xml:space="preserve">        return </w:t>
-      </w:r>
-      <w:proofErr w:type="spellStart"/>
-      <w:proofErr w:type="gramStart"/>
-      <w:r>
-        <w:rPr>
-          <w:rFonts w:ascii="Courier New" w:hAnsi="Courier New" w:cs="Courier New"/>
-          <w:lang w:val="en-US"/>
-        </w:rPr>
-        <w:t>self.model</w:t>
-      </w:r>
-      <w:proofErr w:type="spellEnd"/>
-      <w:proofErr w:type="gramEnd"/>
-      <w:r>
-        <w:rPr>
-          <w:rFonts w:ascii="Courier New" w:hAnsi="Courier New" w:cs="Courier New"/>
-          <w:lang w:val="en-US"/>
-        </w:rPr>
-        <w:t>(x)</w:t>
-      </w:r>
-    </w:p>
-    <w:p>
-      <w:pPr>
-        <w:spacing w:before="29"/>
-        <w:rPr>
-          <w:rFonts w:ascii="Courier New" w:hAnsi="Courier New" w:cs="Courier New"/>
-          <w:lang w:val="en-US"/>
-        </w:rPr>
-      </w:pPr>
-    </w:p>
-    <w:p>
-      <w:pPr>
-        <w:spacing w:before="29"/>
-        <w:rPr>
-          <w:rFonts w:ascii="Courier New" w:hAnsi="Courier New" w:cs="Courier New"/>
-          <w:lang w:val="en-US"/>
-        </w:rPr>
-      </w:pPr>
-      <w:r>
-        <w:rPr>
-          <w:rFonts w:ascii="Courier New" w:hAnsi="Courier New" w:cs="Courier New"/>
-          <w:lang w:val="en-US"/>
-        </w:rPr>
-        <w:t xml:space="preserve">class </w:t>
-      </w:r>
-      <w:proofErr w:type="spellStart"/>
-      <w:r>
-        <w:rPr>
-          <w:rFonts w:ascii="Courier New" w:hAnsi="Courier New" w:cs="Courier New"/>
-          <w:lang w:val="en-US"/>
-        </w:rPr>
-        <w:t>MLP_Deep</w:t>
-      </w:r>
-      <w:proofErr w:type="spellEnd"/>
-      <w:r>
-        <w:rPr>
-          <w:rFonts w:ascii="Courier New" w:hAnsi="Courier New" w:cs="Courier New"/>
-          <w:lang w:val="en-US"/>
-        </w:rPr>
-        <w:t>(</w:t>
-      </w:r>
-      <w:proofErr w:type="spellStart"/>
-      <w:proofErr w:type="gramStart"/>
-      <w:r>
-        <w:rPr>
-          <w:rFonts w:ascii="Courier New" w:hAnsi="Courier New" w:cs="Courier New"/>
-          <w:lang w:val="en-US"/>
-        </w:rPr>
-        <w:t>nn.Module</w:t>
-      </w:r>
-      <w:proofErr w:type="spellEnd"/>
-      <w:proofErr w:type="gramEnd"/>
-      <w:r>
-        <w:rPr>
-          <w:rFonts w:ascii="Courier New" w:hAnsi="Courier New" w:cs="Courier New"/>
-          <w:lang w:val="en-US"/>
-        </w:rPr>
-        <w:t>):</w:t>
-      </w:r>
-    </w:p>
-    <w:p>
-      <w:pPr>
-        <w:spacing w:before="29"/>
-        <w:rPr>
-          <w:rFonts w:ascii="Courier New" w:hAnsi="Courier New" w:cs="Courier New"/>
-          <w:lang w:val="en-US"/>
-        </w:rPr>
-      </w:pPr>
-      <w:r>
-        <w:rPr>
-          <w:rFonts w:ascii="Courier New" w:hAnsi="Courier New" w:cs="Courier New"/>
-          <w:lang w:val="en-US"/>
-        </w:rPr>
-        <w:t xml:space="preserve">    def __</w:t>
-      </w:r>
-      <w:proofErr w:type="spellStart"/>
-      <w:r>
-        <w:rPr>
-          <w:rFonts w:ascii="Courier New" w:hAnsi="Courier New" w:cs="Courier New"/>
-          <w:lang w:val="en-US"/>
-        </w:rPr>
-        <w:t>init</w:t>
-      </w:r>
-      <w:proofErr w:type="spellEnd"/>
-      <w:r>
-        <w:rPr>
-          <w:rFonts w:ascii="Courier New" w:hAnsi="Courier New" w:cs="Courier New"/>
-          <w:lang w:val="en-US"/>
-        </w:rPr>
-        <w:t>_</w:t>
-      </w:r>
-      <w:proofErr w:type="gramStart"/>
-      <w:r>
-        <w:rPr>
-          <w:rFonts w:ascii="Courier New" w:hAnsi="Courier New" w:cs="Courier New"/>
-          <w:lang w:val="en-US"/>
-        </w:rPr>
-        <w:t>_(</w:t>
-      </w:r>
-      <w:proofErr w:type="gramEnd"/>
-      <w:r>
-        <w:rPr>
-          <w:rFonts w:ascii="Courier New" w:hAnsi="Courier New" w:cs="Courier New"/>
-          <w:lang w:val="en-US"/>
-        </w:rPr>
-        <w:t xml:space="preserve">self, </w:t>
-      </w:r>
-      <w:proofErr w:type="spellStart"/>
-      <w:r>
-        <w:rPr>
-          <w:rFonts w:ascii="Courier New" w:hAnsi="Courier New" w:cs="Courier New"/>
-          <w:lang w:val="en-US"/>
-        </w:rPr>
-        <w:t>input_dim</w:t>
-      </w:r>
-      <w:proofErr w:type="spellEnd"/>
-      <w:r>
-        <w:rPr>
-          <w:rFonts w:ascii="Courier New" w:hAnsi="Courier New" w:cs="Courier New"/>
-          <w:lang w:val="en-US"/>
-        </w:rPr>
-        <w:t>):</w:t>
-      </w:r>
-    </w:p>
-    <w:p>
-      <w:pPr>
-        <w:spacing w:before="29"/>
-        <w:rPr>
-          <w:rFonts w:ascii="Courier New" w:hAnsi="Courier New" w:cs="Courier New"/>
-          <w:lang w:val="en-US"/>
-        </w:rPr>
-      </w:pPr>
-      <w:r>
-        <w:rPr>
-          <w:rFonts w:ascii="Courier New" w:hAnsi="Courier New" w:cs="Courier New"/>
-          <w:lang w:val="en-US"/>
-        </w:rPr>
-        <w:t xml:space="preserve">        super(</w:t>
-      </w:r>
-      <w:proofErr w:type="gramStart"/>
-      <w:r>
-        <w:rPr>
-          <w:rFonts w:ascii="Courier New" w:hAnsi="Courier New" w:cs="Courier New"/>
-          <w:lang w:val="en-US"/>
-        </w:rPr>
-        <w:t>)._</w:t>
-      </w:r>
-      <w:proofErr w:type="gramEnd"/>
-      <w:r>
-        <w:rPr>
-          <w:rFonts w:ascii="Courier New" w:hAnsi="Courier New" w:cs="Courier New"/>
-          <w:lang w:val="en-US"/>
-        </w:rPr>
-        <w:t>_</w:t>
-      </w:r>
-      <w:proofErr w:type="spellStart"/>
-      <w:r>
-        <w:rPr>
-          <w:rFonts w:ascii="Courier New" w:hAnsi="Courier New" w:cs="Courier New"/>
-          <w:lang w:val="en-US"/>
-        </w:rPr>
-        <w:t>init</w:t>
-      </w:r>
-      <w:proofErr w:type="spellEnd"/>
-      <w:r>
-        <w:rPr>
-          <w:rFonts w:ascii="Courier New" w:hAnsi="Courier New" w:cs="Courier New"/>
-          <w:lang w:val="en-US"/>
-        </w:rPr>
-        <w:t>__()</w:t>
-      </w:r>
-    </w:p>
-    <w:p>
-      <w:pPr>
-        <w:spacing w:before="29"/>
-        <w:rPr>
-          <w:rFonts w:ascii="Courier New" w:hAnsi="Courier New" w:cs="Courier New"/>
-          <w:lang w:val="en-US"/>
-        </w:rPr>
-      </w:pPr>
-      <w:r>
-        <w:rPr>
-          <w:rFonts w:ascii="Courier New" w:hAnsi="Courier New" w:cs="Courier New"/>
-          <w:lang w:val="en-US"/>
-        </w:rPr>
-        <w:t xml:space="preserve">        </w:t>
-      </w:r>
-      <w:proofErr w:type="spellStart"/>
-      <w:proofErr w:type="gramStart"/>
-      <w:r>
-        <w:rPr>
-          <w:rFonts w:ascii="Courier New" w:hAnsi="Courier New" w:cs="Courier New"/>
-          <w:lang w:val="en-US"/>
-        </w:rPr>
-        <w:t>self.model</w:t>
-      </w:r>
-      <w:proofErr w:type="spellEnd"/>
-      <w:proofErr w:type="gramEnd"/>
-      <w:r>
-        <w:rPr>
-          <w:rFonts w:ascii="Courier New" w:hAnsi="Courier New" w:cs="Courier New"/>
-          <w:lang w:val="en-US"/>
-        </w:rPr>
-        <w:t xml:space="preserve"> = </w:t>
-      </w:r>
-      <w:proofErr w:type="spellStart"/>
-      <w:r>
-        <w:rPr>
-          <w:rFonts w:ascii="Courier New" w:hAnsi="Courier New" w:cs="Courier New"/>
-          <w:lang w:val="en-US"/>
-        </w:rPr>
-        <w:t>nn.Sequential</w:t>
-      </w:r>
-      <w:proofErr w:type="spellEnd"/>
-      <w:r>
-        <w:rPr>
-          <w:rFonts w:ascii="Courier New" w:hAnsi="Courier New" w:cs="Courier New"/>
-          <w:lang w:val="en-US"/>
-        </w:rPr>
-        <w:t>(</w:t>
-      </w:r>
-    </w:p>
-    <w:p>
-      <w:pPr>
-        <w:spacing w:before="29"/>
-        <w:rPr>
-          <w:rFonts w:ascii="Courier New" w:hAnsi="Courier New" w:cs="Courier New"/>
-          <w:lang w:val="en-US"/>
-        </w:rPr>
-      </w:pPr>
-      <w:r>
-        <w:rPr>
-          <w:rFonts w:ascii="Courier New" w:hAnsi="Courier New" w:cs="Courier New"/>
-          <w:lang w:val="en-US"/>
-        </w:rPr>
-        <w:t xml:space="preserve">            </w:t>
-      </w:r>
-      <w:proofErr w:type="spellStart"/>
-      <w:proofErr w:type="gramStart"/>
-      <w:r>
-        <w:rPr>
-          <w:rFonts w:ascii="Courier New" w:hAnsi="Courier New" w:cs="Courier New"/>
-          <w:lang w:val="en-US"/>
-        </w:rPr>
-        <w:t>nn.Linear</w:t>
-      </w:r>
-      <w:proofErr w:type="spellEnd"/>
-      <w:proofErr w:type="gramEnd"/>
-      <w:r>
-        <w:rPr>
-          <w:rFonts w:ascii="Courier New" w:hAnsi="Courier New" w:cs="Courier New"/>
-          <w:lang w:val="en-US"/>
-        </w:rPr>
-        <w:t>(</w:t>
-      </w:r>
-      <w:proofErr w:type="spellStart"/>
-      <w:r>
-        <w:rPr>
-          <w:rFonts w:ascii="Courier New" w:hAnsi="Courier New" w:cs="Courier New"/>
-          <w:lang w:val="en-US"/>
-        </w:rPr>
-        <w:t>input_dim</w:t>
-      </w:r>
-      <w:proofErr w:type="spellEnd"/>
-      <w:r>
-        <w:rPr>
-          <w:rFonts w:ascii="Courier New" w:hAnsi="Courier New" w:cs="Courier New"/>
-          <w:lang w:val="en-US"/>
-        </w:rPr>
-        <w:t>, 16),</w:t>
-      </w:r>
-    </w:p>
-    <w:p>
-      <w:pPr>
-        <w:spacing w:before="29"/>
-        <w:rPr>
-          <w:rFonts w:ascii="Courier New" w:hAnsi="Courier New" w:cs="Courier New"/>
-          <w:lang w:val="en-US"/>
-        </w:rPr>
-      </w:pPr>
-      <w:r>
-        <w:rPr>
-          <w:rFonts w:ascii="Courier New" w:hAnsi="Courier New" w:cs="Courier New"/>
-          <w:lang w:val="en-US"/>
-        </w:rPr>
-        <w:t xml:space="preserve">            </w:t>
-      </w:r>
-      <w:proofErr w:type="spellStart"/>
-      <w:proofErr w:type="gramStart"/>
-      <w:r>
-        <w:rPr>
-          <w:rFonts w:ascii="Courier New" w:hAnsi="Courier New" w:cs="Courier New"/>
-          <w:lang w:val="en-US"/>
-        </w:rPr>
-        <w:t>nn.ReLU</w:t>
-      </w:r>
-      <w:proofErr w:type="spellEnd"/>
-      <w:proofErr w:type="gramEnd"/>
-      <w:r>
-        <w:rPr>
-          <w:rFonts w:ascii="Courier New" w:hAnsi="Courier New" w:cs="Courier New"/>
-          <w:lang w:val="en-US"/>
-        </w:rPr>
-        <w:t>(),</w:t>
-      </w:r>
-    </w:p>
-    <w:p>
-      <w:pPr>
-        <w:spacing w:before="29"/>
-        <w:rPr>
-          <w:rFonts w:ascii="Courier New" w:hAnsi="Courier New" w:cs="Courier New"/>
-          <w:lang w:val="en-US"/>
-        </w:rPr>
-      </w:pPr>
-      <w:r>
-        <w:rPr>
-          <w:rFonts w:ascii="Courier New" w:hAnsi="Courier New" w:cs="Courier New"/>
-          <w:lang w:val="en-US"/>
-        </w:rPr>
-        <w:t xml:space="preserve">            </w:t>
-      </w:r>
-      <w:proofErr w:type="spellStart"/>
-      <w:proofErr w:type="gramStart"/>
-      <w:r>
-        <w:rPr>
-          <w:rFonts w:ascii="Courier New" w:hAnsi="Courier New" w:cs="Courier New"/>
-          <w:lang w:val="en-US"/>
-        </w:rPr>
-        <w:t>nn.Linear</w:t>
-      </w:r>
-      <w:proofErr w:type="spellEnd"/>
-      <w:proofErr w:type="gramEnd"/>
-      <w:r>
-        <w:rPr>
-          <w:rFonts w:ascii="Courier New" w:hAnsi="Courier New" w:cs="Courier New"/>
-          <w:lang w:val="en-US"/>
-        </w:rPr>
-        <w:t>(16, 16),</w:t>
-      </w:r>
-    </w:p>
-    <w:p>
-      <w:pPr>
-        <w:spacing w:before="29"/>
-        <w:rPr>
-          <w:rFonts w:ascii="Courier New" w:hAnsi="Courier New" w:cs="Courier New"/>
-          <w:lang w:val="en-US"/>
-        </w:rPr>
-      </w:pPr>
-      <w:r>
-        <w:rPr>
-          <w:rFonts w:ascii="Courier New" w:hAnsi="Courier New" w:cs="Courier New"/>
-          <w:lang w:val="en-US"/>
-        </w:rPr>
-        <w:t xml:space="preserve">            </w:t>
-      </w:r>
-      <w:proofErr w:type="spellStart"/>
-      <w:proofErr w:type="gramStart"/>
-      <w:r>
-        <w:rPr>
-          <w:rFonts w:ascii="Courier New" w:hAnsi="Courier New" w:cs="Courier New"/>
-          <w:lang w:val="en-US"/>
-        </w:rPr>
-        <w:t>nn.ReLU</w:t>
-      </w:r>
-      <w:proofErr w:type="spellEnd"/>
-      <w:proofErr w:type="gramEnd"/>
-      <w:r>
-        <w:rPr>
-          <w:rFonts w:ascii="Courier New" w:hAnsi="Courier New" w:cs="Courier New"/>
-          <w:lang w:val="en-US"/>
-        </w:rPr>
-        <w:t>(),</w:t>
-      </w:r>
-    </w:p>
-    <w:p>
-      <w:pPr>
-        <w:spacing w:before="29"/>
-        <w:rPr>
-          <w:rFonts w:ascii="Courier New" w:hAnsi="Courier New" w:cs="Courier New"/>
-          <w:lang w:val="en-US"/>
-        </w:rPr>
-      </w:pPr>
-      <w:r>
-        <w:rPr>
-          <w:rFonts w:ascii="Courier New" w:hAnsi="Courier New" w:cs="Courier New"/>
-          <w:lang w:val="en-US"/>
-        </w:rPr>
-        <w:t xml:space="preserve">            </w:t>
-      </w:r>
-      <w:proofErr w:type="spellStart"/>
-      <w:proofErr w:type="gramStart"/>
-      <w:r>
-        <w:rPr>
-          <w:rFonts w:ascii="Courier New" w:hAnsi="Courier New" w:cs="Courier New"/>
-          <w:lang w:val="en-US"/>
-        </w:rPr>
-        <w:t>nn.Linear</w:t>
-      </w:r>
-      <w:proofErr w:type="spellEnd"/>
-      <w:proofErr w:type="gramEnd"/>
-      <w:r>
-        <w:rPr>
-          <w:rFonts w:ascii="Courier New" w:hAnsi="Courier New" w:cs="Courier New"/>
-          <w:lang w:val="en-US"/>
-        </w:rPr>
-        <w:t>(16, 1),</w:t>
-      </w:r>
-    </w:p>
-    <w:p>
-      <w:pPr>
-        <w:spacing w:before="29"/>
-        <w:rPr>
-          <w:rFonts w:ascii="Courier New" w:hAnsi="Courier New" w:cs="Courier New"/>
-          <w:lang w:val="en-US"/>
-        </w:rPr>
-      </w:pPr>
-      <w:r>
-        <w:rPr>
-          <w:rFonts w:ascii="Courier New" w:hAnsi="Courier New" w:cs="Courier New"/>
-          <w:lang w:val="en-US"/>
-        </w:rPr>
-        <w:t xml:space="preserve">            </w:t>
-      </w:r>
-      <w:proofErr w:type="spellStart"/>
-      <w:proofErr w:type="gramStart"/>
-      <w:r>
-        <w:rPr>
-          <w:rFonts w:ascii="Courier New" w:hAnsi="Courier New" w:cs="Courier New"/>
-          <w:lang w:val="en-US"/>
-        </w:rPr>
-        <w:t>nn.Sigmoid</w:t>
-      </w:r>
-      <w:proofErr w:type="spellEnd"/>
-      <w:proofErr w:type="gramEnd"/>
-      <w:r>
-        <w:rPr>
-          <w:rFonts w:ascii="Courier New" w:hAnsi="Courier New" w:cs="Courier New"/>
-          <w:lang w:val="en-US"/>
-        </w:rPr>
-        <w:t>()</w:t>
-      </w:r>
-    </w:p>
-    <w:p>
-      <w:pPr>
-        <w:spacing w:before="29"/>
-        <w:rPr>
-          <w:rFonts w:ascii="Courier New" w:hAnsi="Courier New" w:cs="Courier New"/>
-          <w:lang w:val="en-US"/>
-        </w:rPr>
-      </w:pPr>
-      <w:r>
-        <w:rPr>
-          <w:rFonts w:ascii="Courier New" w:hAnsi="Courier New" w:cs="Courier New"/>
-          <w:lang w:val="en-US"/>
-        </w:rPr>
-        <w:t xml:space="preserve">        )</w:t>
-      </w:r>
-    </w:p>
-    <w:p>
-      <w:pPr>
-        <w:spacing w:before="29"/>
-        <w:rPr>
-          <w:rFonts w:ascii="Courier New" w:hAnsi="Courier New" w:cs="Courier New"/>
-          <w:lang w:val="en-US"/>
-        </w:rPr>
-      </w:pPr>
-      <w:r>
-        <w:rPr>
-          <w:rFonts w:ascii="Courier New" w:hAnsi="Courier New" w:cs="Courier New"/>
-          <w:lang w:val="en-US"/>
-        </w:rPr>
-        <w:t xml:space="preserve">    def </w:t>
-      </w:r>
-      <w:proofErr w:type="gramStart"/>
-      <w:r>
-        <w:rPr>
-          <w:rFonts w:ascii="Courier New" w:hAnsi="Courier New" w:cs="Courier New"/>
-          <w:lang w:val="en-US"/>
-        </w:rPr>
-        <w:t>forward(</w:t>
-      </w:r>
-      <w:proofErr w:type="gramEnd"/>
-      <w:r>
-        <w:rPr>
-          <w:rFonts w:ascii="Courier New" w:hAnsi="Courier New" w:cs="Courier New"/>
-          <w:lang w:val="en-US"/>
-        </w:rPr>
-        <w:t>self, x):</w:t>
-      </w:r>
-    </w:p>
-    <w:p>
-      <w:pPr>
-        <w:spacing w:before="29"/>
-        <w:rPr>
-          <w:rFonts w:ascii="Courier New" w:hAnsi="Courier New" w:cs="Courier New"/>
-        </w:rPr>
-      </w:pPr>
-      <w:r>
-        <w:rPr>
-          <w:rFonts w:ascii="Courier New" w:hAnsi="Courier New" w:cs="Courier New"/>
-          <w:lang w:val="en-US"/>
-        </w:rPr>
-        <w:t xml:space="preserve">        return</w:t>
-      </w:r>
-      <w:r>
-        <w:rPr>
-          <w:rFonts w:ascii="Courier New" w:hAnsi="Courier New" w:cs="Courier New"/>
-        </w:rPr>
-        <w:t xml:space="preserve"> </w:t>
-      </w:r>
-      <w:proofErr w:type="gramStart"/>
-      <w:r>
-        <w:rPr>
-          <w:rFonts w:ascii="Courier New" w:hAnsi="Courier New" w:cs="Courier New"/>
-          <w:lang w:val="en-US"/>
-        </w:rPr>
-        <w:t>self</w:t>
-      </w:r>
-      <w:r>
-        <w:rPr>
-          <w:rFonts w:ascii="Courier New" w:hAnsi="Courier New" w:cs="Courier New"/>
-        </w:rPr>
-        <w:t>.</w:t>
-      </w:r>
-      <w:r>
-        <w:rPr>
-          <w:rFonts w:ascii="Courier New" w:hAnsi="Courier New" w:cs="Courier New"/>
-          <w:lang w:val="en-US"/>
-        </w:rPr>
-        <w:t>model</w:t>
-      </w:r>
-      <w:proofErr w:type="gramEnd"/>
-      <w:r>
-        <w:rPr>
-          <w:rFonts w:ascii="Courier New" w:hAnsi="Courier New" w:cs="Courier New"/>
-        </w:rPr>
-        <w:t>(</w:t>
-      </w:r>
-      <w:r>
-        <w:rPr>
-          <w:rFonts w:ascii="Courier New" w:hAnsi="Courier New" w:cs="Courier New"/>
-          <w:lang w:val="en-US"/>
-        </w:rPr>
-        <w:t>x</w:t>
-      </w:r>
-      <w:r>
-        <w:rPr>
-          <w:rFonts w:ascii="Courier New" w:hAnsi="Courier New" w:cs="Courier New"/>
+        <w:t>model_deep</w:t>
+      </w:r>
+      <w:proofErr w:type="spellEnd"/>
+      <w:r>
+        <w:rPr>
+          <w:rFonts w:ascii="Courier New" w:hAnsi="Courier New" w:cs="Courier New"/>
+          <w:lang w:val="en-US"/>
+        </w:rPr>
+        <w:t xml:space="preserve">, </w:t>
+      </w:r>
+      <w:proofErr w:type="spellStart"/>
+      <w:r>
+        <w:rPr>
+          <w:rFonts w:ascii="Courier New" w:hAnsi="Courier New" w:cs="Courier New"/>
+          <w:lang w:val="en-US"/>
+        </w:rPr>
+        <w:t>optimizer_deep</w:t>
+      </w:r>
+      <w:proofErr w:type="spellEnd"/>
+      <w:r>
+        <w:rPr>
+          <w:rFonts w:ascii="Courier New" w:hAnsi="Courier New" w:cs="Courier New"/>
+          <w:lang w:val="en-US"/>
+        </w:rPr>
+        <w:t xml:space="preserve">, </w:t>
+      </w:r>
+      <w:proofErr w:type="spellStart"/>
+      <w:r>
+        <w:rPr>
+          <w:rFonts w:ascii="Courier New" w:hAnsi="Courier New" w:cs="Courier New"/>
+          <w:lang w:val="en-US"/>
+        </w:rPr>
+        <w:t>X_train</w:t>
+      </w:r>
+      <w:proofErr w:type="spellEnd"/>
+      <w:r>
+        <w:rPr>
+          <w:rFonts w:ascii="Courier New" w:hAnsi="Courier New" w:cs="Courier New"/>
+          <w:lang w:val="en-US"/>
+        </w:rPr>
+        <w:t xml:space="preserve">, </w:t>
+      </w:r>
+      <w:proofErr w:type="spellStart"/>
+      <w:r>
+        <w:rPr>
+          <w:rFonts w:ascii="Courier New" w:hAnsi="Courier New" w:cs="Courier New"/>
+          <w:lang w:val="en-US"/>
+        </w:rPr>
+        <w:t>y_train</w:t>
+      </w:r>
+      <w:proofErr w:type="spellEnd"/>
+      <w:r>
+        <w:rPr>
+          <w:rFonts w:ascii="Courier New" w:hAnsi="Courier New" w:cs="Courier New"/>
+          <w:lang w:val="en-US"/>
         </w:rPr>
         <w:t>)</w:t>
       </w:r>
@@ -5220,1195 +6272,21 @@
         <w:spacing w:before="29"/>
         <w:rPr>
           <w:rFonts w:ascii="Courier New" w:hAnsi="Courier New" w:cs="Courier New"/>
-        </w:rPr>
-      </w:pPr>
-    </w:p>
-    <w:p>
-      <w:pPr>
-        <w:spacing w:before="29"/>
-        <w:rPr>
-          <w:rFonts w:ascii="Courier New" w:hAnsi="Courier New" w:cs="Courier New"/>
-        </w:rPr>
-      </w:pPr>
-      <w:r>
-        <w:rPr>
-          <w:rFonts w:ascii="Courier New" w:hAnsi="Courier New" w:cs="Courier New"/>
-        </w:rPr>
-        <w:t># 3. Инициализация моделей</w:t>
-      </w:r>
-    </w:p>
-    <w:p>
-      <w:pPr>
-        <w:spacing w:before="29"/>
-        <w:rPr>
-          <w:rFonts w:ascii="Courier New" w:hAnsi="Courier New" w:cs="Courier New"/>
-          <w:lang w:val="en-US"/>
-        </w:rPr>
-      </w:pPr>
-      <w:proofErr w:type="spellStart"/>
-      <w:r>
-        <w:rPr>
-          <w:rFonts w:ascii="Courier New" w:hAnsi="Courier New" w:cs="Courier New"/>
-          <w:lang w:val="en-US"/>
-        </w:rPr>
-        <w:t>input_dim</w:t>
-      </w:r>
-      <w:proofErr w:type="spellEnd"/>
-      <w:r>
-        <w:rPr>
-          <w:rFonts w:ascii="Courier New" w:hAnsi="Courier New" w:cs="Courier New"/>
-          <w:lang w:val="en-US"/>
-        </w:rPr>
-        <w:t xml:space="preserve"> = </w:t>
-      </w:r>
-      <w:proofErr w:type="spellStart"/>
-      <w:r>
-        <w:rPr>
-          <w:rFonts w:ascii="Courier New" w:hAnsi="Courier New" w:cs="Courier New"/>
-          <w:lang w:val="en-US"/>
-        </w:rPr>
-        <w:t>X_</w:t>
-      </w:r>
-      <w:proofErr w:type="gramStart"/>
-      <w:r>
-        <w:rPr>
-          <w:rFonts w:ascii="Courier New" w:hAnsi="Courier New" w:cs="Courier New"/>
-          <w:lang w:val="en-US"/>
-        </w:rPr>
-        <w:t>train.shape</w:t>
-      </w:r>
-      <w:proofErr w:type="spellEnd"/>
-      <w:proofErr w:type="gramEnd"/>
-      <w:r>
-        <w:rPr>
-          <w:rFonts w:ascii="Courier New" w:hAnsi="Courier New" w:cs="Courier New"/>
-          <w:lang w:val="en-US"/>
-        </w:rPr>
-        <w:t>[1]</w:t>
-      </w:r>
-    </w:p>
-    <w:p>
-      <w:pPr>
-        <w:spacing w:before="29"/>
-        <w:rPr>
-          <w:rFonts w:ascii="Courier New" w:hAnsi="Courier New" w:cs="Courier New"/>
-          <w:lang w:val="en-US"/>
-        </w:rPr>
-      </w:pPr>
-      <w:proofErr w:type="spellStart"/>
-      <w:r>
-        <w:rPr>
-          <w:rFonts w:ascii="Courier New" w:hAnsi="Courier New" w:cs="Courier New"/>
-          <w:lang w:val="en-US"/>
-        </w:rPr>
-        <w:t>model_base</w:t>
-      </w:r>
-      <w:proofErr w:type="spellEnd"/>
-      <w:r>
-        <w:rPr>
-          <w:rFonts w:ascii="Courier New" w:hAnsi="Courier New" w:cs="Courier New"/>
-          <w:lang w:val="en-US"/>
-        </w:rPr>
-        <w:t xml:space="preserve"> = </w:t>
-      </w:r>
-      <w:proofErr w:type="spellStart"/>
-      <w:r>
-        <w:rPr>
-          <w:rFonts w:ascii="Courier New" w:hAnsi="Courier New" w:cs="Courier New"/>
-          <w:lang w:val="en-US"/>
-        </w:rPr>
-        <w:t>MLP_Base</w:t>
-      </w:r>
-      <w:proofErr w:type="spellEnd"/>
-      <w:r>
-        <w:rPr>
-          <w:rFonts w:ascii="Courier New" w:hAnsi="Courier New" w:cs="Courier New"/>
-          <w:lang w:val="en-US"/>
-        </w:rPr>
-        <w:t>(</w:t>
-      </w:r>
-      <w:proofErr w:type="spellStart"/>
-      <w:r>
-        <w:rPr>
-          <w:rFonts w:ascii="Courier New" w:hAnsi="Courier New" w:cs="Courier New"/>
-          <w:lang w:val="en-US"/>
-        </w:rPr>
-        <w:t>input_dim</w:t>
-      </w:r>
-      <w:proofErr w:type="spellEnd"/>
-      <w:r>
-        <w:rPr>
-          <w:rFonts w:ascii="Courier New" w:hAnsi="Courier New" w:cs="Courier New"/>
-          <w:lang w:val="en-US"/>
-        </w:rPr>
-        <w:t>)</w:t>
-      </w:r>
-    </w:p>
-    <w:p>
-      <w:pPr>
-        <w:spacing w:before="29"/>
-        <w:rPr>
-          <w:rFonts w:ascii="Courier New" w:hAnsi="Courier New" w:cs="Courier New"/>
-          <w:lang w:val="en-US"/>
-        </w:rPr>
-      </w:pPr>
-      <w:proofErr w:type="spellStart"/>
-      <w:r>
-        <w:rPr>
-          <w:rFonts w:ascii="Courier New" w:hAnsi="Courier New" w:cs="Courier New"/>
-          <w:lang w:val="en-US"/>
-        </w:rPr>
-        <w:t>model_deep</w:t>
-      </w:r>
-      <w:proofErr w:type="spellEnd"/>
-      <w:r>
-        <w:rPr>
-          <w:rFonts w:ascii="Courier New" w:hAnsi="Courier New" w:cs="Courier New"/>
-          <w:lang w:val="en-US"/>
-        </w:rPr>
-        <w:t xml:space="preserve"> = </w:t>
-      </w:r>
-      <w:proofErr w:type="spellStart"/>
-      <w:r>
-        <w:rPr>
-          <w:rFonts w:ascii="Courier New" w:hAnsi="Courier New" w:cs="Courier New"/>
-          <w:lang w:val="en-US"/>
-        </w:rPr>
-        <w:t>MLP_Deep</w:t>
-      </w:r>
-      <w:proofErr w:type="spellEnd"/>
-      <w:r>
-        <w:rPr>
-          <w:rFonts w:ascii="Courier New" w:hAnsi="Courier New" w:cs="Courier New"/>
-          <w:lang w:val="en-US"/>
-        </w:rPr>
-        <w:t>(</w:t>
-      </w:r>
-      <w:proofErr w:type="spellStart"/>
-      <w:r>
-        <w:rPr>
-          <w:rFonts w:ascii="Courier New" w:hAnsi="Courier New" w:cs="Courier New"/>
-          <w:lang w:val="en-US"/>
-        </w:rPr>
-        <w:t>input_dim</w:t>
-      </w:r>
-      <w:proofErr w:type="spellEnd"/>
-      <w:r>
-        <w:rPr>
-          <w:rFonts w:ascii="Courier New" w:hAnsi="Courier New" w:cs="Courier New"/>
-          <w:lang w:val="en-US"/>
-        </w:rPr>
-        <w:t>)</w:t>
-      </w:r>
-    </w:p>
-    <w:p>
-      <w:pPr>
-        <w:spacing w:before="29"/>
-        <w:rPr>
-          <w:rFonts w:ascii="Courier New" w:hAnsi="Courier New" w:cs="Courier New"/>
-          <w:lang w:val="en-US"/>
-        </w:rPr>
-      </w:pPr>
-    </w:p>
-    <w:p>
-      <w:pPr>
-        <w:spacing w:before="29"/>
-        <w:rPr>
-          <w:rFonts w:ascii="Courier New" w:hAnsi="Courier New" w:cs="Courier New"/>
-          <w:lang w:val="en-US"/>
-        </w:rPr>
-      </w:pPr>
-      <w:r>
-        <w:rPr>
-          <w:rFonts w:ascii="Courier New" w:hAnsi="Courier New" w:cs="Courier New"/>
-          <w:lang w:val="en-US"/>
-        </w:rPr>
-        <w:t xml:space="preserve">criterion = </w:t>
-      </w:r>
-      <w:proofErr w:type="spellStart"/>
-      <w:proofErr w:type="gramStart"/>
-      <w:r>
-        <w:rPr>
-          <w:rFonts w:ascii="Courier New" w:hAnsi="Courier New" w:cs="Courier New"/>
-          <w:lang w:val="en-US"/>
-        </w:rPr>
-        <w:t>nn.BCELoss</w:t>
-      </w:r>
-      <w:proofErr w:type="spellEnd"/>
-      <w:proofErr w:type="gramEnd"/>
-      <w:r>
-        <w:rPr>
-          <w:rFonts w:ascii="Courier New" w:hAnsi="Courier New" w:cs="Courier New"/>
-          <w:lang w:val="en-US"/>
-        </w:rPr>
-        <w:t>()</w:t>
-      </w:r>
-    </w:p>
-    <w:p>
-      <w:pPr>
-        <w:spacing w:before="29"/>
-        <w:rPr>
-          <w:rFonts w:ascii="Courier New" w:hAnsi="Courier New" w:cs="Courier New"/>
-          <w:lang w:val="en-US"/>
-        </w:rPr>
-      </w:pPr>
-      <w:proofErr w:type="spellStart"/>
-      <w:r>
-        <w:rPr>
-          <w:rFonts w:ascii="Courier New" w:hAnsi="Courier New" w:cs="Courier New"/>
-          <w:lang w:val="en-US"/>
-        </w:rPr>
-        <w:t>optimizer_base</w:t>
-      </w:r>
-      <w:proofErr w:type="spellEnd"/>
-      <w:r>
-        <w:rPr>
-          <w:rFonts w:ascii="Courier New" w:hAnsi="Courier New" w:cs="Courier New"/>
-          <w:lang w:val="en-US"/>
-        </w:rPr>
-        <w:t xml:space="preserve"> = </w:t>
-      </w:r>
-      <w:proofErr w:type="spellStart"/>
-      <w:proofErr w:type="gramStart"/>
-      <w:r>
-        <w:rPr>
-          <w:rFonts w:ascii="Courier New" w:hAnsi="Courier New" w:cs="Courier New"/>
-          <w:lang w:val="en-US"/>
-        </w:rPr>
-        <w:t>optim.Adam</w:t>
-      </w:r>
-      <w:proofErr w:type="spellEnd"/>
-      <w:proofErr w:type="gramEnd"/>
-      <w:r>
-        <w:rPr>
-          <w:rFonts w:ascii="Courier New" w:hAnsi="Courier New" w:cs="Courier New"/>
-          <w:lang w:val="en-US"/>
-        </w:rPr>
-        <w:t>(</w:t>
-      </w:r>
-      <w:proofErr w:type="spellStart"/>
-      <w:r>
-        <w:rPr>
-          <w:rFonts w:ascii="Courier New" w:hAnsi="Courier New" w:cs="Courier New"/>
-          <w:lang w:val="en-US"/>
-        </w:rPr>
-        <w:t>model_base.parameters</w:t>
-      </w:r>
-      <w:proofErr w:type="spellEnd"/>
-      <w:r>
-        <w:rPr>
-          <w:rFonts w:ascii="Courier New" w:hAnsi="Courier New" w:cs="Courier New"/>
-          <w:lang w:val="en-US"/>
-        </w:rPr>
-        <w:t xml:space="preserve">(), </w:t>
-      </w:r>
-      <w:proofErr w:type="spellStart"/>
-      <w:r>
-        <w:rPr>
-          <w:rFonts w:ascii="Courier New" w:hAnsi="Courier New" w:cs="Courier New"/>
-          <w:lang w:val="en-US"/>
-        </w:rPr>
-        <w:t>lr</w:t>
-      </w:r>
-      <w:proofErr w:type="spellEnd"/>
-      <w:r>
-        <w:rPr>
-          <w:rFonts w:ascii="Courier New" w:hAnsi="Courier New" w:cs="Courier New"/>
-          <w:lang w:val="en-US"/>
-        </w:rPr>
-        <w:t>=0.001)</w:t>
-      </w:r>
-    </w:p>
-    <w:p>
-      <w:pPr>
-        <w:spacing w:before="29"/>
-        <w:rPr>
-          <w:rFonts w:ascii="Courier New" w:hAnsi="Courier New" w:cs="Courier New"/>
-          <w:lang w:val="en-US"/>
-        </w:rPr>
-      </w:pPr>
-      <w:proofErr w:type="spellStart"/>
-      <w:r>
-        <w:rPr>
-          <w:rFonts w:ascii="Courier New" w:hAnsi="Courier New" w:cs="Courier New"/>
-          <w:lang w:val="en-US"/>
-        </w:rPr>
-        <w:t>optimizer_deep</w:t>
-      </w:r>
-      <w:proofErr w:type="spellEnd"/>
-      <w:r>
-        <w:rPr>
-          <w:rFonts w:ascii="Courier New" w:hAnsi="Courier New" w:cs="Courier New"/>
-          <w:lang w:val="en-US"/>
-        </w:rPr>
-        <w:t xml:space="preserve"> = </w:t>
-      </w:r>
-      <w:proofErr w:type="spellStart"/>
-      <w:proofErr w:type="gramStart"/>
-      <w:r>
-        <w:rPr>
-          <w:rFonts w:ascii="Courier New" w:hAnsi="Courier New" w:cs="Courier New"/>
-          <w:lang w:val="en-US"/>
-        </w:rPr>
-        <w:t>optim.Adam</w:t>
-      </w:r>
-      <w:proofErr w:type="spellEnd"/>
-      <w:proofErr w:type="gramEnd"/>
-      <w:r>
-        <w:rPr>
-          <w:rFonts w:ascii="Courier New" w:hAnsi="Courier New" w:cs="Courier New"/>
-          <w:lang w:val="en-US"/>
-        </w:rPr>
-        <w:t>(</w:t>
-      </w:r>
-      <w:proofErr w:type="spellStart"/>
-      <w:r>
-        <w:rPr>
-          <w:rFonts w:ascii="Courier New" w:hAnsi="Courier New" w:cs="Courier New"/>
-          <w:lang w:val="en-US"/>
-        </w:rPr>
-        <w:t>model_deep.parameters</w:t>
-      </w:r>
-      <w:proofErr w:type="spellEnd"/>
-      <w:r>
-        <w:rPr>
-          <w:rFonts w:ascii="Courier New" w:hAnsi="Courier New" w:cs="Courier New"/>
-          <w:lang w:val="en-US"/>
-        </w:rPr>
-        <w:t xml:space="preserve">(), </w:t>
-      </w:r>
-      <w:proofErr w:type="spellStart"/>
-      <w:r>
-        <w:rPr>
-          <w:rFonts w:ascii="Courier New" w:hAnsi="Courier New" w:cs="Courier New"/>
-          <w:lang w:val="en-US"/>
-        </w:rPr>
-        <w:t>lr</w:t>
-      </w:r>
-      <w:proofErr w:type="spellEnd"/>
-      <w:r>
-        <w:rPr>
-          <w:rFonts w:ascii="Courier New" w:hAnsi="Courier New" w:cs="Courier New"/>
-          <w:lang w:val="en-US"/>
-        </w:rPr>
-        <w:t>=0.001)</w:t>
-      </w:r>
-    </w:p>
-    <w:p>
-      <w:pPr>
-        <w:spacing w:before="29"/>
-        <w:rPr>
-          <w:rFonts w:ascii="Courier New" w:hAnsi="Courier New" w:cs="Courier New"/>
-          <w:lang w:val="en-US"/>
-        </w:rPr>
-      </w:pPr>
-    </w:p>
-    <w:p>
-      <w:pPr>
-        <w:spacing w:before="29"/>
-        <w:rPr>
-          <w:rFonts w:ascii="Courier New" w:hAnsi="Courier New" w:cs="Courier New"/>
-          <w:lang w:val="en-US"/>
-        </w:rPr>
-      </w:pPr>
-      <w:r>
-        <w:rPr>
-          <w:rFonts w:ascii="Courier New" w:hAnsi="Courier New" w:cs="Courier New"/>
-          <w:lang w:val="en-US"/>
-        </w:rPr>
-        <w:t xml:space="preserve"># 4. </w:t>
-      </w:r>
-      <w:proofErr w:type="spellStart"/>
-      <w:r>
-        <w:rPr>
-          <w:rFonts w:ascii="Courier New" w:hAnsi="Courier New" w:cs="Courier New"/>
-          <w:lang w:val="en-US"/>
-        </w:rPr>
-        <w:t>Цикл</w:t>
-      </w:r>
-      <w:proofErr w:type="spellEnd"/>
-      <w:r>
-        <w:rPr>
-          <w:rFonts w:ascii="Courier New" w:hAnsi="Courier New" w:cs="Courier New"/>
-          <w:lang w:val="en-US"/>
-        </w:rPr>
-        <w:t xml:space="preserve"> </w:t>
-      </w:r>
-      <w:proofErr w:type="spellStart"/>
-      <w:r>
-        <w:rPr>
-          <w:rFonts w:ascii="Courier New" w:hAnsi="Courier New" w:cs="Courier New"/>
-          <w:lang w:val="en-US"/>
-        </w:rPr>
-        <w:t>обучения</w:t>
-      </w:r>
-      <w:proofErr w:type="spellEnd"/>
-    </w:p>
-    <w:p>
-      <w:pPr>
-        <w:spacing w:before="29"/>
-        <w:rPr>
-          <w:rFonts w:ascii="Courier New" w:hAnsi="Courier New" w:cs="Courier New"/>
-          <w:lang w:val="en-US"/>
-        </w:rPr>
-      </w:pPr>
-      <w:r>
-        <w:rPr>
-          <w:rFonts w:ascii="Courier New" w:hAnsi="Courier New" w:cs="Courier New"/>
-          <w:lang w:val="en-US"/>
-        </w:rPr>
-        <w:t xml:space="preserve">def </w:t>
-      </w:r>
-      <w:proofErr w:type="spellStart"/>
-      <w:r>
-        <w:rPr>
-          <w:rFonts w:ascii="Courier New" w:hAnsi="Courier New" w:cs="Courier New"/>
-          <w:lang w:val="en-US"/>
-        </w:rPr>
-        <w:t>train_</w:t>
-      </w:r>
-      <w:proofErr w:type="gramStart"/>
-      <w:r>
-        <w:rPr>
-          <w:rFonts w:ascii="Courier New" w:hAnsi="Courier New" w:cs="Courier New"/>
-          <w:lang w:val="en-US"/>
-        </w:rPr>
-        <w:t>model</w:t>
-      </w:r>
-      <w:proofErr w:type="spellEnd"/>
-      <w:r>
-        <w:rPr>
-          <w:rFonts w:ascii="Courier New" w:hAnsi="Courier New" w:cs="Courier New"/>
-          <w:lang w:val="en-US"/>
-        </w:rPr>
-        <w:t>(</w:t>
-      </w:r>
-      <w:proofErr w:type="gramEnd"/>
-      <w:r>
-        <w:rPr>
-          <w:rFonts w:ascii="Courier New" w:hAnsi="Courier New" w:cs="Courier New"/>
-          <w:lang w:val="en-US"/>
-        </w:rPr>
-        <w:t xml:space="preserve">model, optimizer, </w:t>
-      </w:r>
-      <w:proofErr w:type="spellStart"/>
-      <w:r>
-        <w:rPr>
-          <w:rFonts w:ascii="Courier New" w:hAnsi="Courier New" w:cs="Courier New"/>
-          <w:lang w:val="en-US"/>
-        </w:rPr>
-        <w:t>X_train</w:t>
-      </w:r>
-      <w:proofErr w:type="spellEnd"/>
-      <w:r>
-        <w:rPr>
-          <w:rFonts w:ascii="Courier New" w:hAnsi="Courier New" w:cs="Courier New"/>
-          <w:lang w:val="en-US"/>
-        </w:rPr>
-        <w:t xml:space="preserve">, </w:t>
-      </w:r>
-      <w:proofErr w:type="spellStart"/>
-      <w:r>
-        <w:rPr>
-          <w:rFonts w:ascii="Courier New" w:hAnsi="Courier New" w:cs="Courier New"/>
-          <w:lang w:val="en-US"/>
-        </w:rPr>
-        <w:t>y_train</w:t>
-      </w:r>
-      <w:proofErr w:type="spellEnd"/>
-      <w:r>
-        <w:rPr>
-          <w:rFonts w:ascii="Courier New" w:hAnsi="Courier New" w:cs="Courier New"/>
-          <w:lang w:val="en-US"/>
-        </w:rPr>
-        <w:t>, epochs=20):</w:t>
-      </w:r>
-    </w:p>
-    <w:p>
-      <w:pPr>
-        <w:spacing w:before="29"/>
-        <w:rPr>
-          <w:rFonts w:ascii="Courier New" w:hAnsi="Courier New" w:cs="Courier New"/>
-          <w:lang w:val="en-US"/>
-        </w:rPr>
-      </w:pPr>
-      <w:r>
-        <w:rPr>
-          <w:rFonts w:ascii="Courier New" w:hAnsi="Courier New" w:cs="Courier New"/>
-          <w:lang w:val="en-US"/>
-        </w:rPr>
-        <w:t xml:space="preserve">    for epoch in range(epochs):</w:t>
-      </w:r>
-    </w:p>
-    <w:p>
-      <w:pPr>
-        <w:spacing w:before="29"/>
-        <w:rPr>
-          <w:rFonts w:ascii="Courier New" w:hAnsi="Courier New" w:cs="Courier New"/>
-          <w:lang w:val="en-US"/>
-        </w:rPr>
-      </w:pPr>
-      <w:r>
-        <w:rPr>
-          <w:rFonts w:ascii="Courier New" w:hAnsi="Courier New" w:cs="Courier New"/>
-          <w:lang w:val="en-US"/>
-        </w:rPr>
-        <w:t xml:space="preserve">        </w:t>
-      </w:r>
-      <w:proofErr w:type="spellStart"/>
-      <w:proofErr w:type="gramStart"/>
-      <w:r>
-        <w:rPr>
-          <w:rFonts w:ascii="Courier New" w:hAnsi="Courier New" w:cs="Courier New"/>
-          <w:lang w:val="en-US"/>
-        </w:rPr>
-        <w:t>model.train</w:t>
-      </w:r>
-      <w:proofErr w:type="spellEnd"/>
-      <w:proofErr w:type="gramEnd"/>
-      <w:r>
-        <w:rPr>
-          <w:rFonts w:ascii="Courier New" w:hAnsi="Courier New" w:cs="Courier New"/>
-          <w:lang w:val="en-US"/>
-        </w:rPr>
-        <w:t>()</w:t>
-      </w:r>
-    </w:p>
-    <w:p>
-      <w:pPr>
-        <w:spacing w:before="29"/>
-        <w:rPr>
-          <w:rFonts w:ascii="Courier New" w:hAnsi="Courier New" w:cs="Courier New"/>
-          <w:lang w:val="en-US"/>
-        </w:rPr>
-      </w:pPr>
-      <w:r>
-        <w:rPr>
-          <w:rFonts w:ascii="Courier New" w:hAnsi="Courier New" w:cs="Courier New"/>
-          <w:lang w:val="en-US"/>
-        </w:rPr>
-        <w:t xml:space="preserve">        </w:t>
-      </w:r>
-      <w:proofErr w:type="spellStart"/>
-      <w:r>
-        <w:rPr>
-          <w:rFonts w:ascii="Courier New" w:hAnsi="Courier New" w:cs="Courier New"/>
-          <w:lang w:val="en-US"/>
-        </w:rPr>
-        <w:t>y_pred</w:t>
-      </w:r>
-      <w:proofErr w:type="spellEnd"/>
-      <w:r>
-        <w:rPr>
-          <w:rFonts w:ascii="Courier New" w:hAnsi="Courier New" w:cs="Courier New"/>
-          <w:lang w:val="en-US"/>
-        </w:rPr>
-        <w:t xml:space="preserve"> = model(</w:t>
-      </w:r>
-      <w:proofErr w:type="spellStart"/>
-      <w:r>
-        <w:rPr>
-          <w:rFonts w:ascii="Courier New" w:hAnsi="Courier New" w:cs="Courier New"/>
-          <w:lang w:val="en-US"/>
-        </w:rPr>
-        <w:t>X_train</w:t>
-      </w:r>
-      <w:proofErr w:type="spellEnd"/>
-      <w:r>
-        <w:rPr>
-          <w:rFonts w:ascii="Courier New" w:hAnsi="Courier New" w:cs="Courier New"/>
-          <w:lang w:val="en-US"/>
-        </w:rPr>
-        <w:t>)</w:t>
-      </w:r>
-    </w:p>
-    <w:p>
-      <w:pPr>
-        <w:spacing w:before="29"/>
-        <w:rPr>
-          <w:rFonts w:ascii="Courier New" w:hAnsi="Courier New" w:cs="Courier New"/>
-          <w:lang w:val="en-US"/>
-        </w:rPr>
-      </w:pPr>
-      <w:r>
-        <w:rPr>
-          <w:rFonts w:ascii="Courier New" w:hAnsi="Courier New" w:cs="Courier New"/>
-          <w:lang w:val="en-US"/>
-        </w:rPr>
-        <w:t xml:space="preserve">        loss = </w:t>
-      </w:r>
-      <w:proofErr w:type="gramStart"/>
-      <w:r>
-        <w:rPr>
-          <w:rFonts w:ascii="Courier New" w:hAnsi="Courier New" w:cs="Courier New"/>
-          <w:lang w:val="en-US"/>
-        </w:rPr>
-        <w:t>criterion(</w:t>
-      </w:r>
-      <w:proofErr w:type="spellStart"/>
-      <w:proofErr w:type="gramEnd"/>
-      <w:r>
-        <w:rPr>
-          <w:rFonts w:ascii="Courier New" w:hAnsi="Courier New" w:cs="Courier New"/>
-          <w:lang w:val="en-US"/>
-        </w:rPr>
-        <w:t>y_pred</w:t>
-      </w:r>
-      <w:proofErr w:type="spellEnd"/>
-      <w:r>
-        <w:rPr>
-          <w:rFonts w:ascii="Courier New" w:hAnsi="Courier New" w:cs="Courier New"/>
-          <w:lang w:val="en-US"/>
-        </w:rPr>
-        <w:t xml:space="preserve">, </w:t>
-      </w:r>
-      <w:proofErr w:type="spellStart"/>
-      <w:r>
-        <w:rPr>
-          <w:rFonts w:ascii="Courier New" w:hAnsi="Courier New" w:cs="Courier New"/>
-          <w:lang w:val="en-US"/>
-        </w:rPr>
-        <w:t>y_train</w:t>
-      </w:r>
-      <w:proofErr w:type="spellEnd"/>
-      <w:r>
-        <w:rPr>
-          <w:rFonts w:ascii="Courier New" w:hAnsi="Courier New" w:cs="Courier New"/>
-          <w:lang w:val="en-US"/>
-        </w:rPr>
-        <w:t>)</w:t>
-      </w:r>
-    </w:p>
-    <w:p>
-      <w:pPr>
-        <w:spacing w:before="29"/>
-        <w:rPr>
-          <w:rFonts w:ascii="Courier New" w:hAnsi="Courier New" w:cs="Courier New"/>
-          <w:lang w:val="en-US"/>
-        </w:rPr>
-      </w:pPr>
-      <w:r>
-        <w:rPr>
-          <w:rFonts w:ascii="Courier New" w:hAnsi="Courier New" w:cs="Courier New"/>
-          <w:lang w:val="en-US"/>
-        </w:rPr>
-        <w:t xml:space="preserve">        </w:t>
-      </w:r>
-      <w:proofErr w:type="spellStart"/>
-      <w:proofErr w:type="gramStart"/>
-      <w:r>
-        <w:rPr>
-          <w:rFonts w:ascii="Courier New" w:hAnsi="Courier New" w:cs="Courier New"/>
-          <w:lang w:val="en-US"/>
-        </w:rPr>
-        <w:t>optimizer.zero</w:t>
-      </w:r>
-      <w:proofErr w:type="gramEnd"/>
-      <w:r>
-        <w:rPr>
-          <w:rFonts w:ascii="Courier New" w:hAnsi="Courier New" w:cs="Courier New"/>
-          <w:lang w:val="en-US"/>
-        </w:rPr>
-        <w:t>_grad</w:t>
-      </w:r>
-      <w:proofErr w:type="spellEnd"/>
-      <w:r>
-        <w:rPr>
-          <w:rFonts w:ascii="Courier New" w:hAnsi="Courier New" w:cs="Courier New"/>
-          <w:lang w:val="en-US"/>
-        </w:rPr>
-        <w:t>()</w:t>
-      </w:r>
-    </w:p>
-    <w:p>
-      <w:pPr>
-        <w:spacing w:before="29"/>
-        <w:rPr>
-          <w:rFonts w:ascii="Courier New" w:hAnsi="Courier New" w:cs="Courier New"/>
-          <w:lang w:val="en-US"/>
-        </w:rPr>
-      </w:pPr>
-      <w:r>
-        <w:rPr>
-          <w:rFonts w:ascii="Courier New" w:hAnsi="Courier New" w:cs="Courier New"/>
-          <w:lang w:val="en-US"/>
-        </w:rPr>
-        <w:t xml:space="preserve">        </w:t>
-      </w:r>
-      <w:proofErr w:type="spellStart"/>
-      <w:proofErr w:type="gramStart"/>
-      <w:r>
-        <w:rPr>
-          <w:rFonts w:ascii="Courier New" w:hAnsi="Courier New" w:cs="Courier New"/>
-          <w:lang w:val="en-US"/>
-        </w:rPr>
-        <w:t>loss.backward</w:t>
-      </w:r>
-      <w:proofErr w:type="spellEnd"/>
-      <w:proofErr w:type="gramEnd"/>
-      <w:r>
-        <w:rPr>
-          <w:rFonts w:ascii="Courier New" w:hAnsi="Courier New" w:cs="Courier New"/>
-          <w:lang w:val="en-US"/>
-        </w:rPr>
-        <w:t>()</w:t>
-      </w:r>
-    </w:p>
-    <w:p>
-      <w:pPr>
-        <w:spacing w:before="29"/>
-        <w:rPr>
-          <w:rFonts w:ascii="Courier New" w:hAnsi="Courier New" w:cs="Courier New"/>
-          <w:lang w:val="en-US"/>
-        </w:rPr>
-      </w:pPr>
-      <w:r>
-        <w:rPr>
-          <w:rFonts w:ascii="Courier New" w:hAnsi="Courier New" w:cs="Courier New"/>
-          <w:lang w:val="en-US"/>
-        </w:rPr>
-        <w:t xml:space="preserve">        </w:t>
-      </w:r>
-      <w:proofErr w:type="spellStart"/>
-      <w:proofErr w:type="gramStart"/>
-      <w:r>
-        <w:rPr>
-          <w:rFonts w:ascii="Courier New" w:hAnsi="Courier New" w:cs="Courier New"/>
-          <w:lang w:val="en-US"/>
-        </w:rPr>
-        <w:t>optimizer.step</w:t>
-      </w:r>
-      <w:proofErr w:type="spellEnd"/>
-      <w:proofErr w:type="gramEnd"/>
-      <w:r>
-        <w:rPr>
-          <w:rFonts w:ascii="Courier New" w:hAnsi="Courier New" w:cs="Courier New"/>
-          <w:lang w:val="en-US"/>
-        </w:rPr>
-        <w:t>()</w:t>
-      </w:r>
-    </w:p>
-    <w:p>
-      <w:pPr>
-        <w:spacing w:before="29"/>
-        <w:rPr>
-          <w:rFonts w:ascii="Courier New" w:hAnsi="Courier New" w:cs="Courier New"/>
-          <w:lang w:val="en-US"/>
-        </w:rPr>
-      </w:pPr>
-      <w:r>
-        <w:rPr>
-          <w:rFonts w:ascii="Courier New" w:hAnsi="Courier New" w:cs="Courier New"/>
-          <w:lang w:val="en-US"/>
-        </w:rPr>
-        <w:t xml:space="preserve">        if (epoch+1) % 5 == 0:</w:t>
-      </w:r>
-    </w:p>
-    <w:p>
-      <w:pPr>
-        <w:spacing w:before="29"/>
-        <w:rPr>
-          <w:rFonts w:ascii="Courier New" w:hAnsi="Courier New" w:cs="Courier New"/>
-          <w:lang w:val="en-US"/>
-        </w:rPr>
-      </w:pPr>
-      <w:r>
-        <w:rPr>
-          <w:rFonts w:ascii="Courier New" w:hAnsi="Courier New" w:cs="Courier New"/>
-          <w:lang w:val="en-US"/>
-        </w:rPr>
-        <w:t xml:space="preserve">            </w:t>
-      </w:r>
-      <w:proofErr w:type="gramStart"/>
-      <w:r>
-        <w:rPr>
-          <w:rFonts w:ascii="Courier New" w:hAnsi="Courier New" w:cs="Courier New"/>
-          <w:lang w:val="en-US"/>
-        </w:rPr>
-        <w:t>print(</w:t>
-      </w:r>
-      <w:proofErr w:type="spellStart"/>
-      <w:proofErr w:type="gramEnd"/>
-      <w:r>
-        <w:rPr>
-          <w:rFonts w:ascii="Courier New" w:hAnsi="Courier New" w:cs="Courier New"/>
-          <w:lang w:val="en-US"/>
-        </w:rPr>
-        <w:t>f"Epoch</w:t>
-      </w:r>
-      <w:proofErr w:type="spellEnd"/>
-      <w:r>
-        <w:rPr>
-          <w:rFonts w:ascii="Courier New" w:hAnsi="Courier New" w:cs="Courier New"/>
-          <w:lang w:val="en-US"/>
-        </w:rPr>
-        <w:t xml:space="preserve"> {epoch+1}, Loss: {</w:t>
-      </w:r>
-      <w:proofErr w:type="spellStart"/>
-      <w:r>
-        <w:rPr>
-          <w:rFonts w:ascii="Courier New" w:hAnsi="Courier New" w:cs="Courier New"/>
-          <w:lang w:val="en-US"/>
-        </w:rPr>
-        <w:t>loss.item</w:t>
-      </w:r>
-      <w:proofErr w:type="spellEnd"/>
-      <w:r>
-        <w:rPr>
-          <w:rFonts w:ascii="Courier New" w:hAnsi="Courier New" w:cs="Courier New"/>
-          <w:lang w:val="en-US"/>
-        </w:rPr>
-        <w:t>():.4f}")</w:t>
-      </w:r>
-    </w:p>
-    <w:p>
-      <w:pPr>
-        <w:spacing w:before="29"/>
-        <w:rPr>
-          <w:rFonts w:ascii="Courier New" w:hAnsi="Courier New" w:cs="Courier New"/>
-          <w:lang w:val="en-US"/>
-        </w:rPr>
-      </w:pPr>
-    </w:p>
-    <w:p>
-      <w:pPr>
-        <w:spacing w:before="29"/>
-        <w:rPr>
-          <w:rFonts w:ascii="Courier New" w:hAnsi="Courier New" w:cs="Courier New"/>
-          <w:lang w:val="en-US"/>
-        </w:rPr>
-      </w:pPr>
-      <w:proofErr w:type="gramStart"/>
-      <w:r>
-        <w:rPr>
-          <w:rFonts w:ascii="Courier New" w:hAnsi="Courier New" w:cs="Courier New"/>
-          <w:lang w:val="en-US"/>
-        </w:rPr>
-        <w:t>print(</w:t>
-      </w:r>
-      <w:proofErr w:type="gramEnd"/>
-      <w:r>
-        <w:rPr>
-          <w:rFonts w:ascii="Courier New" w:hAnsi="Courier New" w:cs="Courier New"/>
-          <w:lang w:val="en-US"/>
-        </w:rPr>
-        <w:t xml:space="preserve">"=== </w:t>
-      </w:r>
-      <w:proofErr w:type="spellStart"/>
-      <w:r>
-        <w:rPr>
-          <w:rFonts w:ascii="Courier New" w:hAnsi="Courier New" w:cs="Courier New"/>
-          <w:lang w:val="en-US"/>
-        </w:rPr>
-        <w:t>Обучение</w:t>
-      </w:r>
-      <w:proofErr w:type="spellEnd"/>
-      <w:r>
-        <w:rPr>
-          <w:rFonts w:ascii="Courier New" w:hAnsi="Courier New" w:cs="Courier New"/>
-          <w:lang w:val="en-US"/>
-        </w:rPr>
-        <w:t xml:space="preserve"> </w:t>
-      </w:r>
-      <w:proofErr w:type="spellStart"/>
-      <w:r>
-        <w:rPr>
-          <w:rFonts w:ascii="Courier New" w:hAnsi="Courier New" w:cs="Courier New"/>
-          <w:lang w:val="en-US"/>
-        </w:rPr>
-        <w:t>базовой</w:t>
-      </w:r>
-      <w:proofErr w:type="spellEnd"/>
-      <w:r>
-        <w:rPr>
-          <w:rFonts w:ascii="Courier New" w:hAnsi="Courier New" w:cs="Courier New"/>
-          <w:lang w:val="en-US"/>
-        </w:rPr>
-        <w:t xml:space="preserve"> </w:t>
-      </w:r>
-      <w:proofErr w:type="spellStart"/>
-      <w:r>
-        <w:rPr>
-          <w:rFonts w:ascii="Courier New" w:hAnsi="Courier New" w:cs="Courier New"/>
-          <w:lang w:val="en-US"/>
-        </w:rPr>
-        <w:t>модели</w:t>
-      </w:r>
-      <w:proofErr w:type="spellEnd"/>
-      <w:r>
-        <w:rPr>
-          <w:rFonts w:ascii="Courier New" w:hAnsi="Courier New" w:cs="Courier New"/>
-          <w:lang w:val="en-US"/>
-        </w:rPr>
-        <w:t xml:space="preserve"> ===")</w:t>
-      </w:r>
-    </w:p>
-    <w:p>
-      <w:pPr>
-        <w:spacing w:before="29"/>
-        <w:rPr>
-          <w:rFonts w:ascii="Courier New" w:hAnsi="Courier New" w:cs="Courier New"/>
-          <w:lang w:val="en-US"/>
-        </w:rPr>
-      </w:pPr>
-      <w:proofErr w:type="spellStart"/>
-      <w:r>
-        <w:rPr>
-          <w:rFonts w:ascii="Courier New" w:hAnsi="Courier New" w:cs="Courier New"/>
-          <w:lang w:val="en-US"/>
-        </w:rPr>
-        <w:t>train_</w:t>
-      </w:r>
-      <w:proofErr w:type="gramStart"/>
-      <w:r>
-        <w:rPr>
-          <w:rFonts w:ascii="Courier New" w:hAnsi="Courier New" w:cs="Courier New"/>
-          <w:lang w:val="en-US"/>
-        </w:rPr>
-        <w:t>model</w:t>
-      </w:r>
-      <w:proofErr w:type="spellEnd"/>
-      <w:r>
-        <w:rPr>
-          <w:rFonts w:ascii="Courier New" w:hAnsi="Courier New" w:cs="Courier New"/>
-          <w:lang w:val="en-US"/>
-        </w:rPr>
-        <w:t>(</w:t>
-      </w:r>
-      <w:proofErr w:type="spellStart"/>
-      <w:proofErr w:type="gramEnd"/>
-      <w:r>
-        <w:rPr>
-          <w:rFonts w:ascii="Courier New" w:hAnsi="Courier New" w:cs="Courier New"/>
-          <w:lang w:val="en-US"/>
-        </w:rPr>
-        <w:t>model_base</w:t>
-      </w:r>
-      <w:proofErr w:type="spellEnd"/>
-      <w:r>
-        <w:rPr>
-          <w:rFonts w:ascii="Courier New" w:hAnsi="Courier New" w:cs="Courier New"/>
-          <w:lang w:val="en-US"/>
-        </w:rPr>
-        <w:t xml:space="preserve">, </w:t>
-      </w:r>
-      <w:proofErr w:type="spellStart"/>
-      <w:r>
-        <w:rPr>
-          <w:rFonts w:ascii="Courier New" w:hAnsi="Courier New" w:cs="Courier New"/>
-          <w:lang w:val="en-US"/>
-        </w:rPr>
-        <w:t>optimizer_base</w:t>
-      </w:r>
-      <w:proofErr w:type="spellEnd"/>
-      <w:r>
-        <w:rPr>
-          <w:rFonts w:ascii="Courier New" w:hAnsi="Courier New" w:cs="Courier New"/>
-          <w:lang w:val="en-US"/>
-        </w:rPr>
-        <w:t xml:space="preserve">, </w:t>
-      </w:r>
-      <w:proofErr w:type="spellStart"/>
-      <w:r>
-        <w:rPr>
-          <w:rFonts w:ascii="Courier New" w:hAnsi="Courier New" w:cs="Courier New"/>
-          <w:lang w:val="en-US"/>
-        </w:rPr>
-        <w:t>X_train</w:t>
-      </w:r>
-      <w:proofErr w:type="spellEnd"/>
-      <w:r>
-        <w:rPr>
-          <w:rFonts w:ascii="Courier New" w:hAnsi="Courier New" w:cs="Courier New"/>
-          <w:lang w:val="en-US"/>
-        </w:rPr>
-        <w:t xml:space="preserve">, </w:t>
-      </w:r>
-      <w:proofErr w:type="spellStart"/>
-      <w:r>
-        <w:rPr>
-          <w:rFonts w:ascii="Courier New" w:hAnsi="Courier New" w:cs="Courier New"/>
-          <w:lang w:val="en-US"/>
-        </w:rPr>
-        <w:t>y_train</w:t>
-      </w:r>
-      <w:proofErr w:type="spellEnd"/>
-      <w:r>
-        <w:rPr>
-          <w:rFonts w:ascii="Courier New" w:hAnsi="Courier New" w:cs="Courier New"/>
-          <w:lang w:val="en-US"/>
-        </w:rPr>
-        <w:t>)</w:t>
-      </w:r>
-    </w:p>
-    <w:p>
-      <w:pPr>
-        <w:spacing w:before="29"/>
-        <w:rPr>
-          <w:rFonts w:ascii="Courier New" w:hAnsi="Courier New" w:cs="Courier New"/>
-          <w:lang w:val="en-US"/>
-        </w:rPr>
-      </w:pPr>
-    </w:p>
-    <w:p>
-      <w:pPr>
-        <w:spacing w:before="29"/>
-        <w:rPr>
-          <w:rFonts w:ascii="Courier New" w:hAnsi="Courier New" w:cs="Courier New"/>
-        </w:rPr>
-      </w:pPr>
-      <w:proofErr w:type="gramStart"/>
-      <w:r>
-        <w:rPr>
-          <w:rFonts w:ascii="Courier New" w:hAnsi="Courier New" w:cs="Courier New"/>
-          <w:lang w:val="en-US"/>
-        </w:rPr>
-        <w:t>print</w:t>
-      </w:r>
-      <w:r>
-        <w:rPr>
-          <w:rFonts w:ascii="Courier New" w:hAnsi="Courier New" w:cs="Courier New"/>
-        </w:rPr>
-        <w:t>(</w:t>
-      </w:r>
-      <w:proofErr w:type="gramEnd"/>
-      <w:r>
-        <w:rPr>
-          <w:rFonts w:ascii="Courier New" w:hAnsi="Courier New" w:cs="Courier New"/>
-        </w:rPr>
-        <w:t>"\</w:t>
-      </w:r>
-      <w:r>
-        <w:rPr>
-          <w:rFonts w:ascii="Courier New" w:hAnsi="Courier New" w:cs="Courier New"/>
-          <w:lang w:val="en-US"/>
-        </w:rPr>
-        <w:t>n</w:t>
-      </w:r>
-      <w:r>
-        <w:rPr>
-          <w:rFonts w:ascii="Courier New" w:hAnsi="Courier New" w:cs="Courier New"/>
-        </w:rPr>
-        <w:t>=== Обучение глубокой модели ===")</w:t>
-      </w:r>
-    </w:p>
-    <w:p>
-      <w:pPr>
-        <w:spacing w:before="29"/>
-        <w:rPr>
-          <w:rFonts w:ascii="Courier New" w:hAnsi="Courier New" w:cs="Courier New"/>
-          <w:lang w:val="en-US"/>
-        </w:rPr>
-      </w:pPr>
-      <w:proofErr w:type="spellStart"/>
-      <w:r>
-        <w:rPr>
-          <w:rFonts w:ascii="Courier New" w:hAnsi="Courier New" w:cs="Courier New"/>
-          <w:lang w:val="en-US"/>
-        </w:rPr>
-        <w:t>train_</w:t>
-      </w:r>
-      <w:proofErr w:type="gramStart"/>
-      <w:r>
-        <w:rPr>
-          <w:rFonts w:ascii="Courier New" w:hAnsi="Courier New" w:cs="Courier New"/>
-          <w:lang w:val="en-US"/>
-        </w:rPr>
-        <w:t>model</w:t>
-      </w:r>
-      <w:proofErr w:type="spellEnd"/>
-      <w:r>
-        <w:rPr>
-          <w:rFonts w:ascii="Courier New" w:hAnsi="Courier New" w:cs="Courier New"/>
-          <w:lang w:val="en-US"/>
-        </w:rPr>
-        <w:t>(</w:t>
-      </w:r>
-      <w:proofErr w:type="spellStart"/>
-      <w:proofErr w:type="gramEnd"/>
-      <w:r>
-        <w:rPr>
-          <w:rFonts w:ascii="Courier New" w:hAnsi="Courier New" w:cs="Courier New"/>
-          <w:lang w:val="en-US"/>
-        </w:rPr>
-        <w:t>model_deep</w:t>
-      </w:r>
-      <w:proofErr w:type="spellEnd"/>
-      <w:r>
-        <w:rPr>
-          <w:rFonts w:ascii="Courier New" w:hAnsi="Courier New" w:cs="Courier New"/>
-          <w:lang w:val="en-US"/>
-        </w:rPr>
-        <w:t xml:space="preserve">, </w:t>
-      </w:r>
-      <w:proofErr w:type="spellStart"/>
-      <w:r>
-        <w:rPr>
-          <w:rFonts w:ascii="Courier New" w:hAnsi="Courier New" w:cs="Courier New"/>
-          <w:lang w:val="en-US"/>
-        </w:rPr>
-        <w:t>optimizer_deep</w:t>
-      </w:r>
-      <w:proofErr w:type="spellEnd"/>
-      <w:r>
-        <w:rPr>
-          <w:rFonts w:ascii="Courier New" w:hAnsi="Courier New" w:cs="Courier New"/>
-          <w:lang w:val="en-US"/>
-        </w:rPr>
-        <w:t xml:space="preserve">, </w:t>
-      </w:r>
-      <w:proofErr w:type="spellStart"/>
-      <w:r>
-        <w:rPr>
-          <w:rFonts w:ascii="Courier New" w:hAnsi="Courier New" w:cs="Courier New"/>
-          <w:lang w:val="en-US"/>
-        </w:rPr>
-        <w:t>X_train</w:t>
-      </w:r>
-      <w:proofErr w:type="spellEnd"/>
-      <w:r>
-        <w:rPr>
-          <w:rFonts w:ascii="Courier New" w:hAnsi="Courier New" w:cs="Courier New"/>
-          <w:lang w:val="en-US"/>
-        </w:rPr>
-        <w:t xml:space="preserve">, </w:t>
-      </w:r>
-      <w:proofErr w:type="spellStart"/>
-      <w:r>
-        <w:rPr>
-          <w:rFonts w:ascii="Courier New" w:hAnsi="Courier New" w:cs="Courier New"/>
-          <w:lang w:val="en-US"/>
-        </w:rPr>
-        <w:t>y_train</w:t>
-      </w:r>
-      <w:proofErr w:type="spellEnd"/>
-      <w:r>
-        <w:rPr>
-          <w:rFonts w:ascii="Courier New" w:hAnsi="Courier New" w:cs="Courier New"/>
-          <w:lang w:val="en-US"/>
-        </w:rPr>
-        <w:t>)</w:t>
-      </w:r>
-    </w:p>
-    <w:p>
-      <w:pPr>
-        <w:spacing w:before="29"/>
-        <w:rPr>
-          <w:rFonts w:ascii="Courier New" w:hAnsi="Courier New" w:cs="Courier New"/>
-          <w:lang w:val="en-US"/>
-        </w:rPr>
-      </w:pPr>
-    </w:p>
-    <w:p>
-      <w:pPr>
-        <w:spacing w:before="29"/>
-        <w:rPr>
-          <w:rFonts w:ascii="Courier New" w:hAnsi="Courier New" w:cs="Courier New"/>
-        </w:rPr>
-      </w:pPr>
-      <w:r>
-        <w:rPr>
-          <w:rFonts w:ascii="Courier New" w:hAnsi="Courier New" w:cs="Courier New"/>
+          <w:lang w:val="en-US"/>
+        </w:rPr>
+      </w:pPr>
+    </w:p>
+    <w:p>
+      <w:pPr>
+        <w:spacing w:before="29"/>
+        <w:rPr>
+          <w:rFonts w:ascii="Courier New" w:hAnsi="Courier New" w:cs="Courier New"/>
+        </w:rPr>
+      </w:pPr>
+      <w:r>
+        <w:rPr>
+          <w:rFonts w:ascii="Courier New" w:hAnsi="Courier New" w:cs="Courier New"/>
+          <w:noProof/>
         </w:rPr>
         <w:lastRenderedPageBreak/>
         <w:drawing>
@@ -7250,6 +7128,7 @@
         <w:spacing w:before="29"/>
         <w:rPr>
           <w:rFonts w:ascii="Courier New" w:hAnsi="Courier New" w:cs="Courier New"/>
+          <w:lang w:val="en-US"/>
         </w:rPr>
       </w:pPr>
       <w:proofErr w:type="gramStart"/>
@@ -7267,6 +7146,65 @@
           <w:lang w:val="en-US"/>
         </w:rPr>
         <w:t>f"Глубокая модель (2 слоя по 16 нейронов): Accuracy = {acc_deep:.4f}, F1 = {f1_deep:.4f}"</w:t>
+      </w:r>
+    </w:p>
+    <w:p>
+      <w:pPr>
+        <w:spacing w:before="29"/>
+        <w:rPr>
+          <w:rFonts w:ascii="Courier New" w:hAnsi="Courier New" w:cs="Courier New"/>
+          <w:lang w:val="en-US"/>
+        </w:rPr>
+      </w:pPr>
+    </w:p>
+    <w:p>
+      <w:pPr>
+        <w:spacing w:before="29"/>
+        <w:rPr>
+          <w:rFonts w:ascii="Courier New" w:hAnsi="Courier New" w:cs="Courier New"/>
+          <w:lang w:val="en-US"/>
+        </w:rPr>
+      </w:pPr>
+      <w:r>
+        <w:rPr>
+          <w:rFonts w:ascii="Courier New" w:hAnsi="Courier New" w:cs="Courier New"/>
+          <w:lang w:val="en-US"/>
+        </w:rPr>
+        <w:drawing>
+          <wp:inline distT="0" distB="0" distL="0" distR="0" wp14:anchorId="497A62CB" wp14:editId="772CE799">
+            <wp:extent cx="6344535" cy="724001"/>
+            <wp:effectExtent l="0" t="0" r="0" b="0"/>
+            <wp:docPr id="2" name="Рисунок 2"/>
+            <wp:cNvGraphicFramePr>
+              <a:graphicFrameLocks xmlns:a="http://schemas.openxmlformats.org/drawingml/2006/main" noChangeAspect="1"/>
+            </wp:cNvGraphicFramePr>
+            <a:graphic xmlns:a="http://schemas.openxmlformats.org/drawingml/2006/main">
+              <a:graphicData uri="http://schemas.openxmlformats.org/drawingml/2006/picture">
+                <pic:pic xmlns:pic="http://schemas.openxmlformats.org/drawingml/2006/picture">
+                  <pic:nvPicPr>
+                    <pic:cNvPr id="1" name=""/>
+                    <pic:cNvPicPr/>
+                  </pic:nvPicPr>
+                  <pic:blipFill>
+                    <a:blip r:embed="rId8"/>
+                    <a:stretch>
+                      <a:fillRect/>
+                    </a:stretch>
+                  </pic:blipFill>
+                  <pic:spPr>
+                    <a:xfrm>
+                      <a:off x="0" y="0"/>
+                      <a:ext cx="6344535" cy="724001"/>
+                    </a:xfrm>
+                    <a:prstGeom prst="rect">
+                      <a:avLst/>
+                    </a:prstGeom>
+                  </pic:spPr>
+                </pic:pic>
+              </a:graphicData>
+            </a:graphic>
+          </wp:inline>
+        </w:drawing>
       </w:r>
     </w:p>
     <w:p>
@@ -7311,7 +7249,7 @@
       </w:pPr>
     </w:p>
     <w:sectPr>
-      <w:footerReference w:type="default" r:id="rId8"/>
+      <w:footerReference w:type="default" r:id="rId9"/>
       <w:pgSz w:w="11910" w:h="16840"/>
       <w:pgMar w:top="760" w:right="425" w:bottom="540" w:left="1133" w:header="0" w:footer="354" w:gutter="0"/>
       <w:cols w:space="720"/>
